--- a/docs/en/design/12_Basic Design_Interface with Legal.docx
+++ b/docs/en/design/12_Basic Design_Interface with Legal.docx
@@ -310,7 +310,7 @@
         <w:rPr>
           <w:rFonts w:ascii="Calibri" w:eastAsia="Yu Gothic" w:hAnsi="Calibri"/>
         </w:rPr>
-        <w:t xml:space="preserve">The decisions received are as in the following table (the decisions, items to be investigated, and open items of Design Plan Edition 2, and omissions found in the item breakdown).</w:t>
+        <w:t xml:space="preserve">The decisions received are as in the following table (the decisions, items to be investigated, and open items of Design Plan Edition 2, and omissions found in the item breakdown). The texts of the Design Plan's decisions, items to be investigated, and open items are per Chapter 13, 1.2 “Mapping from Design Plan decisions to the Outline Design Document and basic design” and the destination table of the Outline Design Document (not reproduced in this chapter; only the numbers and the omissions found in the item breakdown are listed).</w:t>
       </w:r>
     </w:p>
     <w:tbl>
@@ -327,8 +327,8 @@
       </w:tblPr>
       <w:tblGrid>
         <w:gridCol w:w="1010"/>
-        <w:gridCol w:w="4114"/>
-        <w:gridCol w:w="4514"/>
+        <w:gridCol w:w="3052"/>
+        <w:gridCol w:w="5576"/>
       </w:tblGrid>
       <w:tr>
         <w:trPr>
@@ -372,7 +372,7 @@
         </w:tc>
         <w:tc>
           <w:tcPr>
-            <w:tcW w:type="dxa" w:w="4114"/>
+            <w:tcW w:type="dxa" w:w="3052"/>
             <w:tcBorders>
               <w:top w:val="single" w:color="A6B8D0" w:sz="4"/>
               <w:left w:val="single" w:color="A6B8D0" w:sz="4"/>
@@ -407,7 +407,7 @@
         </w:tc>
         <w:tc>
           <w:tcPr>
-            <w:tcW w:type="dxa" w:w="4514"/>
+            <w:tcW w:type="dxa" w:w="5576"/>
             <w:tcBorders>
               <w:top w:val="single" w:color="A6B8D0" w:sz="4"/>
               <w:left w:val="single" w:color="A6B8D0" w:sz="4"/>
@@ -476,13 +476,13 @@
                 <w:sz w:val="18"/>
                 <w:szCs w:val="18"/>
               </w:rPr>
-              <w:t xml:space="preserve">I-06</w:t>
-            </w:r>
-          </w:p>
-        </w:tc>
-        <w:tc>
-          <w:tcPr>
-            <w:tcW w:type="dxa" w:w="4114"/>
+              <w:t xml:space="preserve">A-14</w:t>
+            </w:r>
+          </w:p>
+        </w:tc>
+        <w:tc>
+          <w:tcPr>
+            <w:tcW w:type="dxa" w:w="3052"/>
             <w:tcBorders>
               <w:top w:val="single" w:color="A6B8D0" w:sz="4"/>
               <w:left w:val="single" w:color="A6B8D0" w:sz="4"/>
@@ -510,13 +510,13 @@
                 <w:sz w:val="18"/>
                 <w:szCs w:val="18"/>
               </w:rPr>
-              <w:t xml:space="preserve">To Be Investigated</w:t>
-            </w:r>
-          </w:p>
-        </w:tc>
-        <w:tc>
-          <w:tcPr>
-            <w:tcW w:type="dxa" w:w="4514"/>
+              <w:t xml:space="preserve">Omission found in the item breakdown</w:t>
+            </w:r>
+          </w:p>
+        </w:tc>
+        <w:tc>
+          <w:tcPr>
+            <w:tcW w:type="dxa" w:w="5576"/>
             <w:tcBorders>
               <w:top w:val="single" w:color="A6B8D0" w:sz="4"/>
               <w:left w:val="single" w:color="A6B8D0" w:sz="4"/>
@@ -544,7 +544,7 @@
                 <w:sz w:val="18"/>
                 <w:szCs w:val="18"/>
               </w:rPr>
-              <w:t xml:space="preserve">Differences in rights by country</w:t>
+              <w:t xml:space="preserve">NRSD's position and the Terms of Use</w:t>
             </w:r>
           </w:p>
         </w:tc>
@@ -584,13 +584,13 @@
                 <w:sz w:val="18"/>
                 <w:szCs w:val="18"/>
               </w:rPr>
-              <w:t xml:space="preserve">I-08</w:t>
-            </w:r>
-          </w:p>
-        </w:tc>
-        <w:tc>
-          <w:tcPr>
-            <w:tcW w:type="dxa" w:w="4114"/>
+              <w:t xml:space="preserve">A-16</w:t>
+            </w:r>
+          </w:p>
+        </w:tc>
+        <w:tc>
+          <w:tcPr>
+            <w:tcW w:type="dxa" w:w="3052"/>
             <w:tcBorders>
               <w:top w:val="single" w:color="A6B8D0" w:sz="4"/>
               <w:left w:val="single" w:color="A6B8D0" w:sz="4"/>
@@ -618,13 +618,13 @@
                 <w:sz w:val="18"/>
                 <w:szCs w:val="18"/>
               </w:rPr>
-              <w:t xml:space="preserve">To Be Investigated</w:t>
-            </w:r>
-          </w:p>
-        </w:tc>
-        <w:tc>
-          <w:tcPr>
-            <w:tcW w:type="dxa" w:w="4514"/>
+              <w:t xml:space="preserve">Omission found in the item breakdown</w:t>
+            </w:r>
+          </w:p>
+        </w:tc>
+        <w:tc>
+          <w:tcPr>
+            <w:tcW w:type="dxa" w:w="5576"/>
             <w:tcBorders>
               <w:top w:val="single" w:color="A6B8D0" w:sz="4"/>
               <w:left w:val="single" w:color="A6B8D0" w:sz="4"/>
@@ -652,7 +652,7 @@
                 <w:sz w:val="18"/>
                 <w:szCs w:val="18"/>
               </w:rPr>
-              <w:t xml:space="preserve">Wording of Rights Documents</w:t>
+              <w:t xml:space="preserve">Unauthorized practice of law (handled by Legal)</w:t>
             </w:r>
           </w:p>
         </w:tc>
@@ -692,13 +692,13 @@
                 <w:sz w:val="18"/>
                 <w:szCs w:val="18"/>
               </w:rPr>
-              <w:t xml:space="preserve">O-03</w:t>
-            </w:r>
-          </w:p>
-        </w:tc>
-        <w:tc>
-          <w:tcPr>
-            <w:tcW w:type="dxa" w:w="4114"/>
+              <w:t xml:space="preserve">A-17</w:t>
+            </w:r>
+          </w:p>
+        </w:tc>
+        <w:tc>
+          <w:tcPr>
+            <w:tcW w:type="dxa" w:w="3052"/>
             <w:tcBorders>
               <w:top w:val="single" w:color="A6B8D0" w:sz="4"/>
               <w:left w:val="single" w:color="A6B8D0" w:sz="4"/>
@@ -726,13 +726,13 @@
                 <w:sz w:val="18"/>
                 <w:szCs w:val="18"/>
               </w:rPr>
-              <w:t xml:space="preserve">Open (a proposal is placed in Basic Design Chapter 5, 3.5 “Legal position (handled in legal)”; adoption depends on confirmation by experts)</w:t>
-            </w:r>
-          </w:p>
-        </w:tc>
-        <w:tc>
-          <w:tcPr>
-            <w:tcW w:type="dxa" w:w="4514"/>
+              <w:t xml:space="preserve">Omission found in the item breakdown</w:t>
+            </w:r>
+          </w:p>
+        </w:tc>
+        <w:tc>
+          <w:tcPr>
+            <w:tcW w:type="dxa" w:w="5576"/>
             <w:tcBorders>
               <w:top w:val="single" w:color="A6B8D0" w:sz="4"/>
               <w:left w:val="single" w:color="A6B8D0" w:sz="4"/>
@@ -760,7 +760,7 @@
                 <w:sz w:val="18"/>
                 <w:szCs w:val="18"/>
               </w:rPr>
-              <w:t xml:space="preserve">Approach to governing law</w:t>
+              <w:t xml:space="preserve">Cross-border data transfer (the premise disappeared with Edition 2, in which NRSD receives no User information)</w:t>
             </w:r>
           </w:p>
         </w:tc>
@@ -800,13 +800,13 @@
                 <w:sz w:val="18"/>
                 <w:szCs w:val="18"/>
               </w:rPr>
-              <w:t xml:space="preserve">A-14</w:t>
-            </w:r>
-          </w:p>
-        </w:tc>
-        <w:tc>
-          <w:tcPr>
-            <w:tcW w:type="dxa" w:w="4114"/>
+              <w:t xml:space="preserve">A-18</w:t>
+            </w:r>
+          </w:p>
+        </w:tc>
+        <w:tc>
+          <w:tcPr>
+            <w:tcW w:type="dxa" w:w="3052"/>
             <w:tcBorders>
               <w:top w:val="single" w:color="A6B8D0" w:sz="4"/>
               <w:left w:val="single" w:color="A6B8D0" w:sz="4"/>
@@ -840,7 +840,7 @@
         </w:tc>
         <w:tc>
           <w:tcPr>
-            <w:tcW w:type="dxa" w:w="4514"/>
+            <w:tcW w:type="dxa" w:w="5576"/>
             <w:tcBorders>
               <w:top w:val="single" w:color="A6B8D0" w:sz="4"/>
               <w:left w:val="single" w:color="A6B8D0" w:sz="4"/>
@@ -868,7 +868,7 @@
                 <w:sz w:val="18"/>
                 <w:szCs w:val="18"/>
               </w:rPr>
-              <w:t xml:space="preserve">NRSD's position and the Terms of Use</w:t>
+              <w:t xml:space="preserve">Export controls on software containing cryptography (handled by Legal)</w:t>
             </w:r>
           </w:p>
         </w:tc>
@@ -908,13 +908,13 @@
                 <w:sz w:val="18"/>
                 <w:szCs w:val="18"/>
               </w:rPr>
-              <w:t xml:space="preserve">A-16</w:t>
-            </w:r>
-          </w:p>
-        </w:tc>
-        <w:tc>
-          <w:tcPr>
-            <w:tcW w:type="dxa" w:w="4114"/>
+              <w:t xml:space="preserve">A-19</w:t>
+            </w:r>
+          </w:p>
+        </w:tc>
+        <w:tc>
+          <w:tcPr>
+            <w:tcW w:type="dxa" w:w="3052"/>
             <w:tcBorders>
               <w:top w:val="single" w:color="A6B8D0" w:sz="4"/>
               <w:left w:val="single" w:color="A6B8D0" w:sz="4"/>
@@ -948,7 +948,7 @@
         </w:tc>
         <w:tc>
           <w:tcPr>
-            <w:tcW w:type="dxa" w:w="4514"/>
+            <w:tcW w:type="dxa" w:w="5576"/>
             <w:tcBorders>
               <w:top w:val="single" w:color="A6B8D0" w:sz="4"/>
               <w:left w:val="single" w:color="A6B8D0" w:sz="4"/>
@@ -976,7 +976,7 @@
                 <w:sz w:val="18"/>
                 <w:szCs w:val="18"/>
               </w:rPr>
-              <w:t xml:space="preserve">Unauthorized practice of law (handled by Legal)</w:t>
+              <w:t xml:space="preserve">Consistency with the terms of sales platforms (handled by Legal)</w:t>
             </w:r>
           </w:p>
         </w:tc>
@@ -1004,41 +1004,41 @@
           </w:tcPr>
           <w:p>
             <w:pPr>
-              <w:keepNext/>
-              <w:keepLines/>
-              <w:spacing w:after="0" w:before="0" w:line="280"/>
-            </w:pPr>
-            <w:r>
-              <w:rPr>
-                <w:rFonts w:ascii="Calibri" w:eastAsia="Yu Gothic" w:hAnsi="Calibri"/>
-                <w:b w:val="false"/>
-                <w:bCs w:val="false"/>
-                <w:sz w:val="18"/>
-                <w:szCs w:val="18"/>
-              </w:rPr>
-              <w:t xml:space="preserve">A-17</w:t>
-            </w:r>
-          </w:p>
-        </w:tc>
-        <w:tc>
-          <w:tcPr>
-            <w:tcW w:type="dxa" w:w="4114"/>
-            <w:tcBorders>
-              <w:top w:val="single" w:color="A6B8D0" w:sz="4"/>
-              <w:left w:val="single" w:color="A6B8D0" w:sz="4"/>
-              <w:bottom w:val="single" w:color="A6B8D0" w:sz="4"/>
-              <w:right w:val="single" w:color="A6B8D0" w:sz="4"/>
-            </w:tcBorders>
-            <w:tcMar>
-              <w:top w:type="dxa" w:w="50"/>
-              <w:left w:type="dxa" w:w="90"/>
-              <w:bottom w:type="dxa" w:w="50"/>
-              <w:right w:type="dxa" w:w="90"/>
-            </w:tcMar>
-          </w:tcPr>
-          <w:p>
-            <w:pPr>
-              <w:keepNext/>
+              <w:keepNext w:val="false"/>
+              <w:keepLines/>
+              <w:spacing w:after="0" w:before="0" w:line="280"/>
+            </w:pPr>
+            <w:r>
+              <w:rPr>
+                <w:rFonts w:ascii="Calibri" w:eastAsia="Yu Gothic" w:hAnsi="Calibri"/>
+                <w:b w:val="false"/>
+                <w:bCs w:val="false"/>
+                <w:sz w:val="18"/>
+                <w:szCs w:val="18"/>
+              </w:rPr>
+              <w:t xml:space="preserve">A-21</w:t>
+            </w:r>
+          </w:p>
+        </w:tc>
+        <w:tc>
+          <w:tcPr>
+            <w:tcW w:type="dxa" w:w="3052"/>
+            <w:tcBorders>
+              <w:top w:val="single" w:color="A6B8D0" w:sz="4"/>
+              <w:left w:val="single" w:color="A6B8D0" w:sz="4"/>
+              <w:bottom w:val="single" w:color="A6B8D0" w:sz="4"/>
+              <w:right w:val="single" w:color="A6B8D0" w:sz="4"/>
+            </w:tcBorders>
+            <w:tcMar>
+              <w:top w:type="dxa" w:w="50"/>
+              <w:left w:type="dxa" w:w="90"/>
+              <w:bottom w:type="dxa" w:w="50"/>
+              <w:right w:type="dxa" w:w="90"/>
+            </w:tcMar>
+          </w:tcPr>
+          <w:p>
+            <w:pPr>
+              <w:keepNext w:val="false"/>
               <w:keepLines/>
               <w:spacing w:after="0" w:before="0" w:line="280"/>
             </w:pPr>
@@ -1056,331 +1056,7 @@
         </w:tc>
         <w:tc>
           <w:tcPr>
-            <w:tcW w:type="dxa" w:w="4514"/>
-            <w:tcBorders>
-              <w:top w:val="single" w:color="A6B8D0" w:sz="4"/>
-              <w:left w:val="single" w:color="A6B8D0" w:sz="4"/>
-              <w:bottom w:val="single" w:color="A6B8D0" w:sz="4"/>
-              <w:right w:val="single" w:color="A6B8D0" w:sz="4"/>
-            </w:tcBorders>
-            <w:tcMar>
-              <w:top w:type="dxa" w:w="50"/>
-              <w:left w:type="dxa" w:w="90"/>
-              <w:bottom w:type="dxa" w:w="50"/>
-              <w:right w:type="dxa" w:w="90"/>
-            </w:tcMar>
-          </w:tcPr>
-          <w:p>
-            <w:pPr>
-              <w:keepNext/>
-              <w:keepLines/>
-              <w:spacing w:after="0" w:before="0" w:line="280"/>
-            </w:pPr>
-            <w:r>
-              <w:rPr>
-                <w:rFonts w:ascii="Calibri" w:eastAsia="Yu Gothic" w:hAnsi="Calibri"/>
-                <w:b w:val="false"/>
-                <w:bCs w:val="false"/>
-                <w:sz w:val="18"/>
-                <w:szCs w:val="18"/>
-              </w:rPr>
-              <w:t xml:space="preserve">Cross-border data transfer (the premise disappeared with Edition 2, in which NRSD receives no User information)</w:t>
-            </w:r>
-          </w:p>
-        </w:tc>
-      </w:tr>
-      <w:tr>
-        <w:trPr>
-          <w:cantSplit/>
-          <w:tblHeader w:val="off"/>
-        </w:trPr>
-        <w:tc>
-          <w:tcPr>
-            <w:tcW w:type="dxa" w:w="1010"/>
-            <w:tcBorders>
-              <w:top w:val="single" w:color="A6B8D0" w:sz="4"/>
-              <w:left w:val="single" w:color="A6B8D0" w:sz="4"/>
-              <w:bottom w:val="single" w:color="A6B8D0" w:sz="4"/>
-              <w:right w:val="single" w:color="A6B8D0" w:sz="4"/>
-            </w:tcBorders>
-            <w:tcMar>
-              <w:top w:type="dxa" w:w="50"/>
-              <w:left w:type="dxa" w:w="90"/>
-              <w:bottom w:type="dxa" w:w="50"/>
-              <w:right w:type="dxa" w:w="90"/>
-            </w:tcMar>
-          </w:tcPr>
-          <w:p>
-            <w:pPr>
-              <w:keepNext/>
-              <w:keepLines/>
-              <w:spacing w:after="0" w:before="0" w:line="280"/>
-            </w:pPr>
-            <w:r>
-              <w:rPr>
-                <w:rFonts w:ascii="Calibri" w:eastAsia="Yu Gothic" w:hAnsi="Calibri"/>
-                <w:b w:val="false"/>
-                <w:bCs w:val="false"/>
-                <w:sz w:val="18"/>
-                <w:szCs w:val="18"/>
-              </w:rPr>
-              <w:t xml:space="preserve">A-18</w:t>
-            </w:r>
-          </w:p>
-        </w:tc>
-        <w:tc>
-          <w:tcPr>
-            <w:tcW w:type="dxa" w:w="4114"/>
-            <w:tcBorders>
-              <w:top w:val="single" w:color="A6B8D0" w:sz="4"/>
-              <w:left w:val="single" w:color="A6B8D0" w:sz="4"/>
-              <w:bottom w:val="single" w:color="A6B8D0" w:sz="4"/>
-              <w:right w:val="single" w:color="A6B8D0" w:sz="4"/>
-            </w:tcBorders>
-            <w:tcMar>
-              <w:top w:type="dxa" w:w="50"/>
-              <w:left w:type="dxa" w:w="90"/>
-              <w:bottom w:type="dxa" w:w="50"/>
-              <w:right w:type="dxa" w:w="90"/>
-            </w:tcMar>
-          </w:tcPr>
-          <w:p>
-            <w:pPr>
-              <w:keepNext/>
-              <w:keepLines/>
-              <w:spacing w:after="0" w:before="0" w:line="280"/>
-            </w:pPr>
-            <w:r>
-              <w:rPr>
-                <w:rFonts w:ascii="Calibri" w:eastAsia="Yu Gothic" w:hAnsi="Calibri"/>
-                <w:b w:val="false"/>
-                <w:bCs w:val="false"/>
-                <w:sz w:val="18"/>
-                <w:szCs w:val="18"/>
-              </w:rPr>
-              <w:t xml:space="preserve">Omission found in the item breakdown</w:t>
-            </w:r>
-          </w:p>
-        </w:tc>
-        <w:tc>
-          <w:tcPr>
-            <w:tcW w:type="dxa" w:w="4514"/>
-            <w:tcBorders>
-              <w:top w:val="single" w:color="A6B8D0" w:sz="4"/>
-              <w:left w:val="single" w:color="A6B8D0" w:sz="4"/>
-              <w:bottom w:val="single" w:color="A6B8D0" w:sz="4"/>
-              <w:right w:val="single" w:color="A6B8D0" w:sz="4"/>
-            </w:tcBorders>
-            <w:tcMar>
-              <w:top w:type="dxa" w:w="50"/>
-              <w:left w:type="dxa" w:w="90"/>
-              <w:bottom w:type="dxa" w:w="50"/>
-              <w:right w:type="dxa" w:w="90"/>
-            </w:tcMar>
-          </w:tcPr>
-          <w:p>
-            <w:pPr>
-              <w:keepNext/>
-              <w:keepLines/>
-              <w:spacing w:after="0" w:before="0" w:line="280"/>
-            </w:pPr>
-            <w:r>
-              <w:rPr>
-                <w:rFonts w:ascii="Calibri" w:eastAsia="Yu Gothic" w:hAnsi="Calibri"/>
-                <w:b w:val="false"/>
-                <w:bCs w:val="false"/>
-                <w:sz w:val="18"/>
-                <w:szCs w:val="18"/>
-              </w:rPr>
-              <w:t xml:space="preserve">Export controls on software containing cryptography (handled by Legal)</w:t>
-            </w:r>
-          </w:p>
-        </w:tc>
-      </w:tr>
-      <w:tr>
-        <w:trPr>
-          <w:cantSplit/>
-          <w:tblHeader w:val="off"/>
-        </w:trPr>
-        <w:tc>
-          <w:tcPr>
-            <w:tcW w:type="dxa" w:w="1010"/>
-            <w:tcBorders>
-              <w:top w:val="single" w:color="A6B8D0" w:sz="4"/>
-              <w:left w:val="single" w:color="A6B8D0" w:sz="4"/>
-              <w:bottom w:val="single" w:color="A6B8D0" w:sz="4"/>
-              <w:right w:val="single" w:color="A6B8D0" w:sz="4"/>
-            </w:tcBorders>
-            <w:tcMar>
-              <w:top w:type="dxa" w:w="50"/>
-              <w:left w:type="dxa" w:w="90"/>
-              <w:bottom w:type="dxa" w:w="50"/>
-              <w:right w:type="dxa" w:w="90"/>
-            </w:tcMar>
-          </w:tcPr>
-          <w:p>
-            <w:pPr>
-              <w:keepNext/>
-              <w:keepLines/>
-              <w:spacing w:after="0" w:before="0" w:line="280"/>
-            </w:pPr>
-            <w:r>
-              <w:rPr>
-                <w:rFonts w:ascii="Calibri" w:eastAsia="Yu Gothic" w:hAnsi="Calibri"/>
-                <w:b w:val="false"/>
-                <w:bCs w:val="false"/>
-                <w:sz w:val="18"/>
-                <w:szCs w:val="18"/>
-              </w:rPr>
-              <w:t xml:space="preserve">A-19</w:t>
-            </w:r>
-          </w:p>
-        </w:tc>
-        <w:tc>
-          <w:tcPr>
-            <w:tcW w:type="dxa" w:w="4114"/>
-            <w:tcBorders>
-              <w:top w:val="single" w:color="A6B8D0" w:sz="4"/>
-              <w:left w:val="single" w:color="A6B8D0" w:sz="4"/>
-              <w:bottom w:val="single" w:color="A6B8D0" w:sz="4"/>
-              <w:right w:val="single" w:color="A6B8D0" w:sz="4"/>
-            </w:tcBorders>
-            <w:tcMar>
-              <w:top w:type="dxa" w:w="50"/>
-              <w:left w:type="dxa" w:w="90"/>
-              <w:bottom w:type="dxa" w:w="50"/>
-              <w:right w:type="dxa" w:w="90"/>
-            </w:tcMar>
-          </w:tcPr>
-          <w:p>
-            <w:pPr>
-              <w:keepNext/>
-              <w:keepLines/>
-              <w:spacing w:after="0" w:before="0" w:line="280"/>
-            </w:pPr>
-            <w:r>
-              <w:rPr>
-                <w:rFonts w:ascii="Calibri" w:eastAsia="Yu Gothic" w:hAnsi="Calibri"/>
-                <w:b w:val="false"/>
-                <w:bCs w:val="false"/>
-                <w:sz w:val="18"/>
-                <w:szCs w:val="18"/>
-              </w:rPr>
-              <w:t xml:space="preserve">Omission found in the item breakdown</w:t>
-            </w:r>
-          </w:p>
-        </w:tc>
-        <w:tc>
-          <w:tcPr>
-            <w:tcW w:type="dxa" w:w="4514"/>
-            <w:tcBorders>
-              <w:top w:val="single" w:color="A6B8D0" w:sz="4"/>
-              <w:left w:val="single" w:color="A6B8D0" w:sz="4"/>
-              <w:bottom w:val="single" w:color="A6B8D0" w:sz="4"/>
-              <w:right w:val="single" w:color="A6B8D0" w:sz="4"/>
-            </w:tcBorders>
-            <w:tcMar>
-              <w:top w:type="dxa" w:w="50"/>
-              <w:left w:type="dxa" w:w="90"/>
-              <w:bottom w:type="dxa" w:w="50"/>
-              <w:right w:type="dxa" w:w="90"/>
-            </w:tcMar>
-          </w:tcPr>
-          <w:p>
-            <w:pPr>
-              <w:keepNext/>
-              <w:keepLines/>
-              <w:spacing w:after="0" w:before="0" w:line="280"/>
-            </w:pPr>
-            <w:r>
-              <w:rPr>
-                <w:rFonts w:ascii="Calibri" w:eastAsia="Yu Gothic" w:hAnsi="Calibri"/>
-                <w:b w:val="false"/>
-                <w:bCs w:val="false"/>
-                <w:sz w:val="18"/>
-                <w:szCs w:val="18"/>
-              </w:rPr>
-              <w:t xml:space="preserve">Consistency with the terms of sales platforms (handled by Legal)</w:t>
-            </w:r>
-          </w:p>
-        </w:tc>
-      </w:tr>
-      <w:tr>
-        <w:trPr>
-          <w:cantSplit/>
-          <w:tblHeader w:val="off"/>
-        </w:trPr>
-        <w:tc>
-          <w:tcPr>
-            <w:tcW w:type="dxa" w:w="1010"/>
-            <w:tcBorders>
-              <w:top w:val="single" w:color="A6B8D0" w:sz="4"/>
-              <w:left w:val="single" w:color="A6B8D0" w:sz="4"/>
-              <w:bottom w:val="single" w:color="A6B8D0" w:sz="4"/>
-              <w:right w:val="single" w:color="A6B8D0" w:sz="4"/>
-            </w:tcBorders>
-            <w:tcMar>
-              <w:top w:type="dxa" w:w="50"/>
-              <w:left w:type="dxa" w:w="90"/>
-              <w:bottom w:type="dxa" w:w="50"/>
-              <w:right w:type="dxa" w:w="90"/>
-            </w:tcMar>
-          </w:tcPr>
-          <w:p>
-            <w:pPr>
-              <w:keepNext w:val="false"/>
-              <w:keepLines/>
-              <w:spacing w:after="0" w:before="0" w:line="280"/>
-            </w:pPr>
-            <w:r>
-              <w:rPr>
-                <w:rFonts w:ascii="Calibri" w:eastAsia="Yu Gothic" w:hAnsi="Calibri"/>
-                <w:b w:val="false"/>
-                <w:bCs w:val="false"/>
-                <w:sz w:val="18"/>
-                <w:szCs w:val="18"/>
-              </w:rPr>
-              <w:t xml:space="preserve">A-21</w:t>
-            </w:r>
-          </w:p>
-        </w:tc>
-        <w:tc>
-          <w:tcPr>
-            <w:tcW w:type="dxa" w:w="4114"/>
-            <w:tcBorders>
-              <w:top w:val="single" w:color="A6B8D0" w:sz="4"/>
-              <w:left w:val="single" w:color="A6B8D0" w:sz="4"/>
-              <w:bottom w:val="single" w:color="A6B8D0" w:sz="4"/>
-              <w:right w:val="single" w:color="A6B8D0" w:sz="4"/>
-            </w:tcBorders>
-            <w:tcMar>
-              <w:top w:type="dxa" w:w="50"/>
-              <w:left w:type="dxa" w:w="90"/>
-              <w:bottom w:type="dxa" w:w="50"/>
-              <w:right w:type="dxa" w:w="90"/>
-            </w:tcMar>
-          </w:tcPr>
-          <w:p>
-            <w:pPr>
-              <w:keepNext w:val="false"/>
-              <w:keepLines/>
-              <w:spacing w:after="0" w:before="0" w:line="280"/>
-            </w:pPr>
-            <w:r>
-              <w:rPr>
-                <w:rFonts w:ascii="Calibri" w:eastAsia="Yu Gothic" w:hAnsi="Calibri"/>
-                <w:b w:val="false"/>
-                <w:bCs w:val="false"/>
-                <w:sz w:val="18"/>
-                <w:szCs w:val="18"/>
-              </w:rPr>
-              <w:t xml:space="preserve">Omission found in the item breakdown</w:t>
-            </w:r>
-          </w:p>
-        </w:tc>
-        <w:tc>
-          <w:tcPr>
-            <w:tcW w:type="dxa" w:w="4514"/>
+            <w:tcW w:type="dxa" w:w="5576"/>
             <w:tcBorders>
               <w:top w:val="single" w:color="A6B8D0" w:sz="4"/>
               <w:left w:val="single" w:color="A6B8D0" w:sz="4"/>
@@ -1787,7 +1463,7 @@
                 <w:sz w:val="18"/>
                 <w:szCs w:val="18"/>
               </w:rPr>
-              <w:t xml:space="preserve">Writing the same interpretation in several documents leads to inconsistencies. Laws are amended (R-7-3-1“References to each country's laws are accumulated in an “all countries” frame and delivered to Users”)</w:t>
+              <w:t xml:space="preserve">Writing the same interpretation in several documents leads to inconsistencies. Laws are amended (R-7-3-1)</w:t>
             </w:r>
           </w:p>
         </w:tc>
@@ -6751,9 +6427,9 @@
       <w:tblGrid>
         <w:gridCol w:w="1520"/>
         <w:gridCol w:w="1135"/>
-        <w:gridCol w:w="2484"/>
-        <w:gridCol w:w="2402"/>
-        <w:gridCol w:w="2097"/>
+        <w:gridCol w:w="2670"/>
+        <w:gridCol w:w="2595"/>
+        <w:gridCol w:w="1718"/>
       </w:tblGrid>
       <w:tr>
         <w:trPr>
@@ -6832,7 +6508,7 @@
         </w:tc>
         <w:tc>
           <w:tcPr>
-            <w:tcW w:type="dxa" w:w="2484"/>
+            <w:tcW w:type="dxa" w:w="2670"/>
             <w:tcBorders>
               <w:top w:val="single" w:color="A6B8D0" w:sz="4"/>
               <w:left w:val="single" w:color="A6B8D0" w:sz="4"/>
@@ -6867,7 +6543,7 @@
         </w:tc>
         <w:tc>
           <w:tcPr>
-            <w:tcW w:type="dxa" w:w="2402"/>
+            <w:tcW w:type="dxa" w:w="2595"/>
             <w:tcBorders>
               <w:top w:val="single" w:color="A6B8D0" w:sz="4"/>
               <w:left w:val="single" w:color="A6B8D0" w:sz="4"/>
@@ -6902,7 +6578,7 @@
         </w:tc>
         <w:tc>
           <w:tcPr>
-            <w:tcW w:type="dxa" w:w="2097"/>
+            <w:tcW w:type="dxa" w:w="1718"/>
             <w:tcBorders>
               <w:top w:val="single" w:color="A6B8D0" w:sz="4"/>
               <w:left w:val="single" w:color="A6B8D0" w:sz="4"/>
@@ -7011,7 +6687,7 @@
         </w:tc>
         <w:tc>
           <w:tcPr>
-            <w:tcW w:type="dxa" w:w="2484"/>
+            <w:tcW w:type="dxa" w:w="2670"/>
             <w:tcBorders>
               <w:top w:val="single" w:color="A6B8D0" w:sz="4"/>
               <w:left w:val="single" w:color="A6B8D0" w:sz="4"/>
@@ -7045,7 +6721,7 @@
         </w:tc>
         <w:tc>
           <w:tcPr>
-            <w:tcW w:type="dxa" w:w="2402"/>
+            <w:tcW w:type="dxa" w:w="2595"/>
             <w:tcBorders>
               <w:top w:val="single" w:color="A6B8D0" w:sz="4"/>
               <w:left w:val="single" w:color="A6B8D0" w:sz="4"/>
@@ -7079,7 +6755,7 @@
         </w:tc>
         <w:tc>
           <w:tcPr>
-            <w:tcW w:type="dxa" w:w="2097"/>
+            <w:tcW w:type="dxa" w:w="1718"/>
             <w:tcBorders>
               <w:top w:val="single" w:color="A6B8D0" w:sz="4"/>
               <w:left w:val="single" w:color="A6B8D0" w:sz="4"/>
@@ -7187,7 +6863,7 @@
         </w:tc>
         <w:tc>
           <w:tcPr>
-            <w:tcW w:type="dxa" w:w="2484"/>
+            <w:tcW w:type="dxa" w:w="2670"/>
             <w:tcBorders>
               <w:top w:val="single" w:color="A6B8D0" w:sz="4"/>
               <w:left w:val="single" w:color="A6B8D0" w:sz="4"/>
@@ -7221,7 +6897,7 @@
         </w:tc>
         <w:tc>
           <w:tcPr>
-            <w:tcW w:type="dxa" w:w="2402"/>
+            <w:tcW w:type="dxa" w:w="2595"/>
             <w:tcBorders>
               <w:top w:val="single" w:color="A6B8D0" w:sz="4"/>
               <w:left w:val="single" w:color="A6B8D0" w:sz="4"/>
@@ -7255,7 +6931,7 @@
         </w:tc>
         <w:tc>
           <w:tcPr>
-            <w:tcW w:type="dxa" w:w="2097"/>
+            <w:tcW w:type="dxa" w:w="1718"/>
             <w:tcBorders>
               <w:top w:val="single" w:color="A6B8D0" w:sz="4"/>
               <w:left w:val="single" w:color="A6B8D0" w:sz="4"/>
@@ -7283,7 +6959,7 @@
                 <w:sz w:val="18"/>
                 <w:szCs w:val="18"/>
               </w:rPr>
-              <w:t xml:space="preserve">L-22“Copyright registration (Japan)”, R-2-5-2“Real names are not unintentionally made public in signatures or on screen”</w:t>
+              <w:t xml:space="preserve">L-22“Copyright registration (Japan)”, R-2-5-2</w:t>
             </w:r>
           </w:p>
         </w:tc>
@@ -7363,7 +7039,7 @@
         </w:tc>
         <w:tc>
           <w:tcPr>
-            <w:tcW w:type="dxa" w:w="2484"/>
+            <w:tcW w:type="dxa" w:w="2670"/>
             <w:tcBorders>
               <w:top w:val="single" w:color="A6B8D0" w:sz="4"/>
               <w:left w:val="single" w:color="A6B8D0" w:sz="4"/>
@@ -7397,7 +7073,7 @@
         </w:tc>
         <w:tc>
           <w:tcPr>
-            <w:tcW w:type="dxa" w:w="2402"/>
+            <w:tcW w:type="dxa" w:w="2595"/>
             <w:tcBorders>
               <w:top w:val="single" w:color="A6B8D0" w:sz="4"/>
               <w:left w:val="single" w:color="A6B8D0" w:sz="4"/>
@@ -7431,7 +7107,7 @@
         </w:tc>
         <w:tc>
           <w:tcPr>
-            <w:tcW w:type="dxa" w:w="2097"/>
+            <w:tcW w:type="dxa" w:w="1718"/>
             <w:tcBorders>
               <w:top w:val="single" w:color="A6B8D0" w:sz="4"/>
               <w:left w:val="single" w:color="A6B8D0" w:sz="4"/>
@@ -7539,7 +7215,7 @@
         </w:tc>
         <w:tc>
           <w:tcPr>
-            <w:tcW w:type="dxa" w:w="2484"/>
+            <w:tcW w:type="dxa" w:w="2670"/>
             <w:tcBorders>
               <w:top w:val="single" w:color="A6B8D0" w:sz="4"/>
               <w:left w:val="single" w:color="A6B8D0" w:sz="4"/>
@@ -7573,7 +7249,7 @@
         </w:tc>
         <w:tc>
           <w:tcPr>
-            <w:tcW w:type="dxa" w:w="2402"/>
+            <w:tcW w:type="dxa" w:w="2595"/>
             <w:tcBorders>
               <w:top w:val="single" w:color="A6B8D0" w:sz="4"/>
               <w:left w:val="single" w:color="A6B8D0" w:sz="4"/>
@@ -7607,7 +7283,7 @@
         </w:tc>
         <w:tc>
           <w:tcPr>
-            <w:tcW w:type="dxa" w:w="2097"/>
+            <w:tcW w:type="dxa" w:w="1718"/>
             <w:tcBorders>
               <w:top w:val="single" w:color="A6B8D0" w:sz="4"/>
               <w:left w:val="single" w:color="A6B8D0" w:sz="4"/>
@@ -11920,10 +11596,10 @@
         </w:tblBorders>
       </w:tblPr>
       <w:tblGrid>
-        <w:gridCol w:w="1635"/>
-        <w:gridCol w:w="1958"/>
-        <w:gridCol w:w="3283"/>
-        <w:gridCol w:w="2762"/>
+        <w:gridCol w:w="1820"/>
+        <w:gridCol w:w="2486"/>
+        <w:gridCol w:w="2249"/>
+        <w:gridCol w:w="3083"/>
       </w:tblGrid>
       <w:tr>
         <w:trPr>
@@ -11932,7 +11608,7 @@
         </w:trPr>
         <w:tc>
           <w:tcPr>
-            <w:tcW w:type="dxa" w:w="1635"/>
+            <w:tcW w:type="dxa" w:w="1820"/>
             <w:tcBorders>
               <w:top w:val="single" w:color="A6B8D0" w:sz="4"/>
               <w:left w:val="single" w:color="A6B8D0" w:sz="4"/>
@@ -11967,7 +11643,7 @@
         </w:tc>
         <w:tc>
           <w:tcPr>
-            <w:tcW w:type="dxa" w:w="1958"/>
+            <w:tcW w:type="dxa" w:w="2486"/>
             <w:tcBorders>
               <w:top w:val="single" w:color="A6B8D0" w:sz="4"/>
               <w:left w:val="single" w:color="A6B8D0" w:sz="4"/>
@@ -12002,7 +11678,7 @@
         </w:tc>
         <w:tc>
           <w:tcPr>
-            <w:tcW w:type="dxa" w:w="3283"/>
+            <w:tcW w:type="dxa" w:w="2249"/>
             <w:tcBorders>
               <w:top w:val="single" w:color="A6B8D0" w:sz="4"/>
               <w:left w:val="single" w:color="A6B8D0" w:sz="4"/>
@@ -12037,7 +11713,7 @@
         </w:tc>
         <w:tc>
           <w:tcPr>
-            <w:tcW w:type="dxa" w:w="2762"/>
+            <w:tcW w:type="dxa" w:w="3083"/>
             <w:tcBorders>
               <w:top w:val="single" w:color="A6B8D0" w:sz="4"/>
               <w:left w:val="single" w:color="A6B8D0" w:sz="4"/>
@@ -12078,23 +11754,23 @@
         </w:trPr>
         <w:tc>
           <w:tcPr>
-            <w:tcW w:type="dxa" w:w="1635"/>
-            <w:tcBorders>
-              <w:top w:val="single" w:color="A6B8D0" w:sz="4"/>
-              <w:left w:val="single" w:color="A6B8D0" w:sz="4"/>
-              <w:bottom w:val="single" w:color="A6B8D0" w:sz="4"/>
-              <w:right w:val="single" w:color="A6B8D0" w:sz="4"/>
-            </w:tcBorders>
-            <w:tcMar>
-              <w:top w:type="dxa" w:w="50"/>
-              <w:left w:type="dxa" w:w="90"/>
-              <w:bottom w:type="dxa" w:w="50"/>
-              <w:right w:type="dxa" w:w="90"/>
-            </w:tcMar>
-          </w:tcPr>
-          <w:p>
-            <w:pPr>
-              <w:keepNext/>
+            <w:tcW w:type="dxa" w:w="1820"/>
+            <w:tcBorders>
+              <w:top w:val="single" w:color="A6B8D0" w:sz="4"/>
+              <w:left w:val="single" w:color="A6B8D0" w:sz="4"/>
+              <w:bottom w:val="single" w:color="A6B8D0" w:sz="4"/>
+              <w:right w:val="single" w:color="A6B8D0" w:sz="4"/>
+            </w:tcBorders>
+            <w:tcMar>
+              <w:top w:type="dxa" w:w="50"/>
+              <w:left w:type="dxa" w:w="90"/>
+              <w:bottom w:type="dxa" w:w="50"/>
+              <w:right w:type="dxa" w:w="90"/>
+            </w:tcMar>
+          </w:tcPr>
+          <w:p>
+            <w:pPr>
+              <w:keepNext w:val="false"/>
               <w:keepLines/>
               <w:spacing w:after="0" w:before="0" w:line="280"/>
             </w:pPr>
@@ -12112,23 +11788,23 @@
         </w:tc>
         <w:tc>
           <w:tcPr>
-            <w:tcW w:type="dxa" w:w="1958"/>
-            <w:tcBorders>
-              <w:top w:val="single" w:color="A6B8D0" w:sz="4"/>
-              <w:left w:val="single" w:color="A6B8D0" w:sz="4"/>
-              <w:bottom w:val="single" w:color="A6B8D0" w:sz="4"/>
-              <w:right w:val="single" w:color="A6B8D0" w:sz="4"/>
-            </w:tcBorders>
-            <w:tcMar>
-              <w:top w:type="dxa" w:w="50"/>
-              <w:left w:type="dxa" w:w="90"/>
-              <w:bottom w:type="dxa" w:w="50"/>
-              <w:right w:type="dxa" w:w="90"/>
-            </w:tcMar>
-          </w:tcPr>
-          <w:p>
-            <w:pPr>
-              <w:keepNext/>
+            <w:tcW w:type="dxa" w:w="2486"/>
+            <w:tcBorders>
+              <w:top w:val="single" w:color="A6B8D0" w:sz="4"/>
+              <w:left w:val="single" w:color="A6B8D0" w:sz="4"/>
+              <w:bottom w:val="single" w:color="A6B8D0" w:sz="4"/>
+              <w:right w:val="single" w:color="A6B8D0" w:sz="4"/>
+            </w:tcBorders>
+            <w:tcMar>
+              <w:top w:type="dxa" w:w="50"/>
+              <w:left w:type="dxa" w:w="90"/>
+              <w:bottom w:type="dxa" w:w="50"/>
+              <w:right w:type="dxa" w:w="90"/>
+            </w:tcMar>
+          </w:tcPr>
+          <w:p>
+            <w:pPr>
+              <w:keepNext w:val="false"/>
               <w:keepLines/>
               <w:spacing w:after="0" w:before="0" w:line="280"/>
             </w:pPr>
@@ -12146,23 +11822,23 @@
         </w:tc>
         <w:tc>
           <w:tcPr>
-            <w:tcW w:type="dxa" w:w="3283"/>
-            <w:tcBorders>
-              <w:top w:val="single" w:color="A6B8D0" w:sz="4"/>
-              <w:left w:val="single" w:color="A6B8D0" w:sz="4"/>
-              <w:bottom w:val="single" w:color="A6B8D0" w:sz="4"/>
-              <w:right w:val="single" w:color="A6B8D0" w:sz="4"/>
-            </w:tcBorders>
-            <w:tcMar>
-              <w:top w:type="dxa" w:w="50"/>
-              <w:left w:type="dxa" w:w="90"/>
-              <w:bottom w:type="dxa" w:w="50"/>
-              <w:right w:type="dxa" w:w="90"/>
-            </w:tcMar>
-          </w:tcPr>
-          <w:p>
-            <w:pPr>
-              <w:keepNext/>
+            <w:tcW w:type="dxa" w:w="2249"/>
+            <w:tcBorders>
+              <w:top w:val="single" w:color="A6B8D0" w:sz="4"/>
+              <w:left w:val="single" w:color="A6B8D0" w:sz="4"/>
+              <w:bottom w:val="single" w:color="A6B8D0" w:sz="4"/>
+              <w:right w:val="single" w:color="A6B8D0" w:sz="4"/>
+            </w:tcBorders>
+            <w:tcMar>
+              <w:top w:type="dxa" w:w="50"/>
+              <w:left w:type="dxa" w:w="90"/>
+              <w:bottom w:type="dxa" w:w="50"/>
+              <w:right w:type="dxa" w:w="90"/>
+            </w:tcMar>
+          </w:tcPr>
+          <w:p>
+            <w:pPr>
+              <w:keepNext w:val="false"/>
               <w:keepLines/>
               <w:spacing w:after="0" w:before="0" w:line="280"/>
             </w:pPr>
@@ -12180,35 +11856,35 @@
         </w:tc>
         <w:tc>
           <w:tcPr>
-            <w:tcW w:type="dxa" w:w="2762"/>
-            <w:tcBorders>
-              <w:top w:val="single" w:color="A6B8D0" w:sz="4"/>
-              <w:left w:val="single" w:color="A6B8D0" w:sz="4"/>
-              <w:bottom w:val="single" w:color="A6B8D0" w:sz="4"/>
-              <w:right w:val="single" w:color="A6B8D0" w:sz="4"/>
-            </w:tcBorders>
-            <w:tcMar>
-              <w:top w:type="dxa" w:w="50"/>
-              <w:left w:type="dxa" w:w="90"/>
-              <w:bottom w:type="dxa" w:w="50"/>
-              <w:right w:type="dxa" w:w="90"/>
-            </w:tcMar>
-          </w:tcPr>
-          <w:p>
-            <w:pPr>
-              <w:keepNext/>
-              <w:keepLines/>
-              <w:spacing w:after="0" w:before="0" w:line="280"/>
-            </w:pPr>
-            <w:r>
-              <w:rPr>
-                <w:rFonts w:ascii="Calibri" w:eastAsia="Yu Gothic" w:hAnsi="Calibri"/>
-                <w:b w:val="false"/>
-                <w:bCs w:val="false"/>
-                <w:sz w:val="18"/>
-                <w:szCs w:val="18"/>
-              </w:rPr>
-              <w:t xml:space="preserve">IP address (the request header is the update component's name and version; the app version is not sent; Chapter 9, 4.1 “Flow and states”)</w:t>
+            <w:tcW w:type="dxa" w:w="3083"/>
+            <w:tcBorders>
+              <w:top w:val="single" w:color="A6B8D0" w:sz="4"/>
+              <w:left w:val="single" w:color="A6B8D0" w:sz="4"/>
+              <w:bottom w:val="single" w:color="A6B8D0" w:sz="4"/>
+              <w:right w:val="single" w:color="A6B8D0" w:sz="4"/>
+            </w:tcBorders>
+            <w:tcMar>
+              <w:top w:type="dxa" w:w="50"/>
+              <w:left w:type="dxa" w:w="90"/>
+              <w:bottom w:type="dxa" w:w="50"/>
+              <w:right w:type="dxa" w:w="90"/>
+            </w:tcMar>
+          </w:tcPr>
+          <w:p>
+            <w:pPr>
+              <w:keepNext w:val="false"/>
+              <w:keepLines/>
+              <w:spacing w:after="0" w:before="0" w:line="280"/>
+            </w:pPr>
+            <w:r>
+              <w:rPr>
+                <w:rFonts w:ascii="Calibri" w:eastAsia="Yu Gothic" w:hAnsi="Calibri"/>
+                <w:b w:val="false"/>
+                <w:bCs w:val="false"/>
+                <w:sz w:val="18"/>
+                <w:szCs w:val="18"/>
+              </w:rPr>
+              <w:t xml:space="preserve">IP address. The request header (User-Agent) is the System's name and version when obtaining reference information and TUF metadata (Chapter 1, 4.2 “Communication with the outside”), and the update component's name and version when obtaining update components (Chapter 9, 4.1 “Flow and states”)</w:t>
             </w:r>
           </w:p>
         </w:tc>
@@ -12220,23 +11896,23 @@
         </w:trPr>
         <w:tc>
           <w:tcPr>
-            <w:tcW w:type="dxa" w:w="1635"/>
-            <w:tcBorders>
-              <w:top w:val="single" w:color="A6B8D0" w:sz="4"/>
-              <w:left w:val="single" w:color="A6B8D0" w:sz="4"/>
-              <w:bottom w:val="single" w:color="A6B8D0" w:sz="4"/>
-              <w:right w:val="single" w:color="A6B8D0" w:sz="4"/>
-            </w:tcBorders>
-            <w:tcMar>
-              <w:top w:type="dxa" w:w="50"/>
-              <w:left w:type="dxa" w:w="90"/>
-              <w:bottom w:type="dxa" w:w="50"/>
-              <w:right w:type="dxa" w:w="90"/>
-            </w:tcMar>
-          </w:tcPr>
-          <w:p>
-            <w:pPr>
-              <w:keepNext/>
+            <w:tcW w:type="dxa" w:w="1820"/>
+            <w:tcBorders>
+              <w:top w:val="single" w:color="A6B8D0" w:sz="4"/>
+              <w:left w:val="single" w:color="A6B8D0" w:sz="4"/>
+              <w:bottom w:val="single" w:color="A6B8D0" w:sz="4"/>
+              <w:right w:val="single" w:color="A6B8D0" w:sz="4"/>
+            </w:tcBorders>
+            <w:tcMar>
+              <w:top w:type="dxa" w:w="50"/>
+              <w:left w:type="dxa" w:w="90"/>
+              <w:bottom w:type="dxa" w:w="50"/>
+              <w:right w:type="dxa" w:w="90"/>
+            </w:tcMar>
+          </w:tcPr>
+          <w:p>
+            <w:pPr>
+              <w:keepNext w:val="false"/>
               <w:keepLines/>
               <w:spacing w:after="0" w:before="0" w:line="280"/>
             </w:pPr>
@@ -12254,23 +11930,23 @@
         </w:tc>
         <w:tc>
           <w:tcPr>
-            <w:tcW w:type="dxa" w:w="1958"/>
-            <w:tcBorders>
-              <w:top w:val="single" w:color="A6B8D0" w:sz="4"/>
-              <w:left w:val="single" w:color="A6B8D0" w:sz="4"/>
-              <w:bottom w:val="single" w:color="A6B8D0" w:sz="4"/>
-              <w:right w:val="single" w:color="A6B8D0" w:sz="4"/>
-            </w:tcBorders>
-            <w:tcMar>
-              <w:top w:type="dxa" w:w="50"/>
-              <w:left w:type="dxa" w:w="90"/>
-              <w:bottom w:type="dxa" w:w="50"/>
-              <w:right w:type="dxa" w:w="90"/>
-            </w:tcMar>
-          </w:tcPr>
-          <w:p>
-            <w:pPr>
-              <w:keepNext/>
+            <w:tcW w:type="dxa" w:w="2486"/>
+            <w:tcBorders>
+              <w:top w:val="single" w:color="A6B8D0" w:sz="4"/>
+              <w:left w:val="single" w:color="A6B8D0" w:sz="4"/>
+              <w:bottom w:val="single" w:color="A6B8D0" w:sz="4"/>
+              <w:right w:val="single" w:color="A6B8D0" w:sz="4"/>
+            </w:tcBorders>
+            <w:tcMar>
+              <w:top w:type="dxa" w:w="50"/>
+              <w:left w:type="dxa" w:w="90"/>
+              <w:bottom w:type="dxa" w:w="50"/>
+              <w:right w:type="dxa" w:w="90"/>
+            </w:tcMar>
+          </w:tcPr>
+          <w:p>
+            <w:pPr>
+              <w:keepNext w:val="false"/>
               <w:keepLines/>
               <w:spacing w:after="0" w:before="0" w:line="280"/>
             </w:pPr>
@@ -12288,23 +11964,23 @@
         </w:tc>
         <w:tc>
           <w:tcPr>
-            <w:tcW w:type="dxa" w:w="3283"/>
-            <w:tcBorders>
-              <w:top w:val="single" w:color="A6B8D0" w:sz="4"/>
-              <w:left w:val="single" w:color="A6B8D0" w:sz="4"/>
-              <w:bottom w:val="single" w:color="A6B8D0" w:sz="4"/>
-              <w:right w:val="single" w:color="A6B8D0" w:sz="4"/>
-            </w:tcBorders>
-            <w:tcMar>
-              <w:top w:type="dxa" w:w="50"/>
-              <w:left w:type="dxa" w:w="90"/>
-              <w:bottom w:type="dxa" w:w="50"/>
-              <w:right w:type="dxa" w:w="90"/>
-            </w:tcMar>
-          </w:tcPr>
-          <w:p>
-            <w:pPr>
-              <w:keepNext/>
+            <w:tcW w:type="dxa" w:w="2249"/>
+            <w:tcBorders>
+              <w:top w:val="single" w:color="A6B8D0" w:sz="4"/>
+              <w:left w:val="single" w:color="A6B8D0" w:sz="4"/>
+              <w:bottom w:val="single" w:color="A6B8D0" w:sz="4"/>
+              <w:right w:val="single" w:color="A6B8D0" w:sz="4"/>
+            </w:tcBorders>
+            <w:tcMar>
+              <w:top w:type="dxa" w:w="50"/>
+              <w:left w:type="dxa" w:w="90"/>
+              <w:bottom w:type="dxa" w:w="50"/>
+              <w:right w:type="dxa" w:w="90"/>
+            </w:tcMar>
+          </w:tcPr>
+          <w:p>
+            <w:pPr>
+              <w:keepNext w:val="false"/>
               <w:keepLines/>
               <w:spacing w:after="0" w:before="0" w:line="280"/>
             </w:pPr>
@@ -12322,23 +11998,23 @@
         </w:tc>
         <w:tc>
           <w:tcPr>
-            <w:tcW w:type="dxa" w:w="2762"/>
-            <w:tcBorders>
-              <w:top w:val="single" w:color="A6B8D0" w:sz="4"/>
-              <w:left w:val="single" w:color="A6B8D0" w:sz="4"/>
-              <w:bottom w:val="single" w:color="A6B8D0" w:sz="4"/>
-              <w:right w:val="single" w:color="A6B8D0" w:sz="4"/>
-            </w:tcBorders>
-            <w:tcMar>
-              <w:top w:type="dxa" w:w="50"/>
-              <w:left w:type="dxa" w:w="90"/>
-              <w:bottom w:type="dxa" w:w="50"/>
-              <w:right w:type="dxa" w:w="90"/>
-            </w:tcMar>
-          </w:tcPr>
-          <w:p>
-            <w:pPr>
-              <w:keepNext/>
+            <w:tcW w:type="dxa" w:w="3083"/>
+            <w:tcBorders>
+              <w:top w:val="single" w:color="A6B8D0" w:sz="4"/>
+              <w:left w:val="single" w:color="A6B8D0" w:sz="4"/>
+              <w:bottom w:val="single" w:color="A6B8D0" w:sz="4"/>
+              <w:right w:val="single" w:color="A6B8D0" w:sz="4"/>
+            </w:tcBorders>
+            <w:tcMar>
+              <w:top w:type="dxa" w:w="50"/>
+              <w:left w:type="dxa" w:w="90"/>
+              <w:bottom w:type="dxa" w:w="50"/>
+              <w:right w:type="dxa" w:w="90"/>
+            </w:tcMar>
+          </w:tcPr>
+          <w:p>
+            <w:pPr>
+              <w:keepNext w:val="false"/>
               <w:keepLines/>
               <w:spacing w:after="0" w:before="0" w:line="280"/>
             </w:pPr>
@@ -12362,23 +12038,23 @@
         </w:trPr>
         <w:tc>
           <w:tcPr>
-            <w:tcW w:type="dxa" w:w="1635"/>
-            <w:tcBorders>
-              <w:top w:val="single" w:color="A6B8D0" w:sz="4"/>
-              <w:left w:val="single" w:color="A6B8D0" w:sz="4"/>
-              <w:bottom w:val="single" w:color="A6B8D0" w:sz="4"/>
-              <w:right w:val="single" w:color="A6B8D0" w:sz="4"/>
-            </w:tcBorders>
-            <w:tcMar>
-              <w:top w:type="dxa" w:w="50"/>
-              <w:left w:type="dxa" w:w="90"/>
-              <w:bottom w:type="dxa" w:w="50"/>
-              <w:right w:type="dxa" w:w="90"/>
-            </w:tcMar>
-          </w:tcPr>
-          <w:p>
-            <w:pPr>
-              <w:keepNext/>
+            <w:tcW w:type="dxa" w:w="1820"/>
+            <w:tcBorders>
+              <w:top w:val="single" w:color="A6B8D0" w:sz="4"/>
+              <w:left w:val="single" w:color="A6B8D0" w:sz="4"/>
+              <w:bottom w:val="single" w:color="A6B8D0" w:sz="4"/>
+              <w:right w:val="single" w:color="A6B8D0" w:sz="4"/>
+            </w:tcBorders>
+            <w:tcMar>
+              <w:top w:type="dxa" w:w="50"/>
+              <w:left w:type="dxa" w:w="90"/>
+              <w:bottom w:type="dxa" w:w="50"/>
+              <w:right w:type="dxa" w:w="90"/>
+            </w:tcMar>
+          </w:tcPr>
+          <w:p>
+            <w:pPr>
+              <w:keepNext w:val="false"/>
               <w:keepLines/>
               <w:spacing w:after="0" w:before="0" w:line="280"/>
             </w:pPr>
@@ -12396,23 +12072,23 @@
         </w:tc>
         <w:tc>
           <w:tcPr>
-            <w:tcW w:type="dxa" w:w="1958"/>
-            <w:tcBorders>
-              <w:top w:val="single" w:color="A6B8D0" w:sz="4"/>
-              <w:left w:val="single" w:color="A6B8D0" w:sz="4"/>
-              <w:bottom w:val="single" w:color="A6B8D0" w:sz="4"/>
-              <w:right w:val="single" w:color="A6B8D0" w:sz="4"/>
-            </w:tcBorders>
-            <w:tcMar>
-              <w:top w:type="dxa" w:w="50"/>
-              <w:left w:type="dxa" w:w="90"/>
-              <w:bottom w:type="dxa" w:w="50"/>
-              <w:right w:type="dxa" w:w="90"/>
-            </w:tcMar>
-          </w:tcPr>
-          <w:p>
-            <w:pPr>
-              <w:keepNext/>
+            <w:tcW w:type="dxa" w:w="2486"/>
+            <w:tcBorders>
+              <w:top w:val="single" w:color="A6B8D0" w:sz="4"/>
+              <w:left w:val="single" w:color="A6B8D0" w:sz="4"/>
+              <w:bottom w:val="single" w:color="A6B8D0" w:sz="4"/>
+              <w:right w:val="single" w:color="A6B8D0" w:sz="4"/>
+            </w:tcBorders>
+            <w:tcMar>
+              <w:top w:type="dxa" w:w="50"/>
+              <w:left w:type="dxa" w:w="90"/>
+              <w:bottom w:type="dxa" w:w="50"/>
+              <w:right w:type="dxa" w:w="90"/>
+            </w:tcMar>
+          </w:tcPr>
+          <w:p>
+            <w:pPr>
+              <w:keepNext w:val="false"/>
               <w:keepLines/>
               <w:spacing w:after="0" w:before="0" w:line="280"/>
             </w:pPr>
@@ -12430,23 +12106,23 @@
         </w:tc>
         <w:tc>
           <w:tcPr>
-            <w:tcW w:type="dxa" w:w="3283"/>
-            <w:tcBorders>
-              <w:top w:val="single" w:color="A6B8D0" w:sz="4"/>
-              <w:left w:val="single" w:color="A6B8D0" w:sz="4"/>
-              <w:bottom w:val="single" w:color="A6B8D0" w:sz="4"/>
-              <w:right w:val="single" w:color="A6B8D0" w:sz="4"/>
-            </w:tcBorders>
-            <w:tcMar>
-              <w:top w:type="dxa" w:w="50"/>
-              <w:left w:type="dxa" w:w="90"/>
-              <w:bottom w:type="dxa" w:w="50"/>
-              <w:right w:type="dxa" w:w="90"/>
-            </w:tcMar>
-          </w:tcPr>
-          <w:p>
-            <w:pPr>
-              <w:keepNext/>
+            <w:tcW w:type="dxa" w:w="2249"/>
+            <w:tcBorders>
+              <w:top w:val="single" w:color="A6B8D0" w:sz="4"/>
+              <w:left w:val="single" w:color="A6B8D0" w:sz="4"/>
+              <w:bottom w:val="single" w:color="A6B8D0" w:sz="4"/>
+              <w:right w:val="single" w:color="A6B8D0" w:sz="4"/>
+            </w:tcBorders>
+            <w:tcMar>
+              <w:top w:type="dxa" w:w="50"/>
+              <w:left w:type="dxa" w:w="90"/>
+              <w:bottom w:type="dxa" w:w="50"/>
+              <w:right w:type="dxa" w:w="90"/>
+            </w:tcMar>
+          </w:tcPr>
+          <w:p>
+            <w:pPr>
+              <w:keepNext w:val="false"/>
               <w:keepLines/>
               <w:spacing w:after="0" w:before="0" w:line="280"/>
             </w:pPr>
@@ -12464,23 +12140,23 @@
         </w:tc>
         <w:tc>
           <w:tcPr>
-            <w:tcW w:type="dxa" w:w="2762"/>
-            <w:tcBorders>
-              <w:top w:val="single" w:color="A6B8D0" w:sz="4"/>
-              <w:left w:val="single" w:color="A6B8D0" w:sz="4"/>
-              <w:bottom w:val="single" w:color="A6B8D0" w:sz="4"/>
-              <w:right w:val="single" w:color="A6B8D0" w:sz="4"/>
-            </w:tcBorders>
-            <w:tcMar>
-              <w:top w:type="dxa" w:w="50"/>
-              <w:left w:type="dxa" w:w="90"/>
-              <w:bottom w:type="dxa" w:w="50"/>
-              <w:right w:type="dxa" w:w="90"/>
-            </w:tcMar>
-          </w:tcPr>
-          <w:p>
-            <w:pPr>
-              <w:keepNext/>
+            <w:tcW w:type="dxa" w:w="3083"/>
+            <w:tcBorders>
+              <w:top w:val="single" w:color="A6B8D0" w:sz="4"/>
+              <w:left w:val="single" w:color="A6B8D0" w:sz="4"/>
+              <w:bottom w:val="single" w:color="A6B8D0" w:sz="4"/>
+              <w:right w:val="single" w:color="A6B8D0" w:sz="4"/>
+            </w:tcBorders>
+            <w:tcMar>
+              <w:top w:type="dxa" w:w="50"/>
+              <w:left w:type="dxa" w:w="90"/>
+              <w:bottom w:type="dxa" w:w="50"/>
+              <w:right w:type="dxa" w:w="90"/>
+            </w:tcMar>
+          </w:tcPr>
+          <w:p>
+            <w:pPr>
+              <w:keepNext w:val="false"/>
               <w:keepLines/>
               <w:spacing w:after="0" w:before="0" w:line="280"/>
             </w:pPr>
@@ -12504,23 +12180,23 @@
         </w:trPr>
         <w:tc>
           <w:tcPr>
-            <w:tcW w:type="dxa" w:w="1635"/>
-            <w:tcBorders>
-              <w:top w:val="single" w:color="A6B8D0" w:sz="4"/>
-              <w:left w:val="single" w:color="A6B8D0" w:sz="4"/>
-              <w:bottom w:val="single" w:color="A6B8D0" w:sz="4"/>
-              <w:right w:val="single" w:color="A6B8D0" w:sz="4"/>
-            </w:tcBorders>
-            <w:tcMar>
-              <w:top w:type="dxa" w:w="50"/>
-              <w:left w:type="dxa" w:w="90"/>
-              <w:bottom w:type="dxa" w:w="50"/>
-              <w:right w:type="dxa" w:w="90"/>
-            </w:tcMar>
-          </w:tcPr>
-          <w:p>
-            <w:pPr>
-              <w:keepNext/>
+            <w:tcW w:type="dxa" w:w="1820"/>
+            <w:tcBorders>
+              <w:top w:val="single" w:color="A6B8D0" w:sz="4"/>
+              <w:left w:val="single" w:color="A6B8D0" w:sz="4"/>
+              <w:bottom w:val="single" w:color="A6B8D0" w:sz="4"/>
+              <w:right w:val="single" w:color="A6B8D0" w:sz="4"/>
+            </w:tcBorders>
+            <w:tcMar>
+              <w:top w:type="dxa" w:w="50"/>
+              <w:left w:type="dxa" w:w="90"/>
+              <w:bottom w:type="dxa" w:w="50"/>
+              <w:right w:type="dxa" w:w="90"/>
+            </w:tcMar>
+          </w:tcPr>
+          <w:p>
+            <w:pPr>
+              <w:keepNext w:val="false"/>
               <w:keepLines/>
               <w:spacing w:after="0" w:before="0" w:line="280"/>
             </w:pPr>
@@ -12538,23 +12214,23 @@
         </w:tc>
         <w:tc>
           <w:tcPr>
-            <w:tcW w:type="dxa" w:w="1958"/>
-            <w:tcBorders>
-              <w:top w:val="single" w:color="A6B8D0" w:sz="4"/>
-              <w:left w:val="single" w:color="A6B8D0" w:sz="4"/>
-              <w:bottom w:val="single" w:color="A6B8D0" w:sz="4"/>
-              <w:right w:val="single" w:color="A6B8D0" w:sz="4"/>
-            </w:tcBorders>
-            <w:tcMar>
-              <w:top w:type="dxa" w:w="50"/>
-              <w:left w:type="dxa" w:w="90"/>
-              <w:bottom w:type="dxa" w:w="50"/>
-              <w:right w:type="dxa" w:w="90"/>
-            </w:tcMar>
-          </w:tcPr>
-          <w:p>
-            <w:pPr>
-              <w:keepNext/>
+            <w:tcW w:type="dxa" w:w="2486"/>
+            <w:tcBorders>
+              <w:top w:val="single" w:color="A6B8D0" w:sz="4"/>
+              <w:left w:val="single" w:color="A6B8D0" w:sz="4"/>
+              <w:bottom w:val="single" w:color="A6B8D0" w:sz="4"/>
+              <w:right w:val="single" w:color="A6B8D0" w:sz="4"/>
+            </w:tcBorders>
+            <w:tcMar>
+              <w:top w:type="dxa" w:w="50"/>
+              <w:left w:type="dxa" w:w="90"/>
+              <w:bottom w:type="dxa" w:w="50"/>
+              <w:right w:type="dxa" w:w="90"/>
+            </w:tcMar>
+          </w:tcPr>
+          <w:p>
+            <w:pPr>
+              <w:keepNext w:val="false"/>
               <w:keepLines/>
               <w:spacing w:after="0" w:before="0" w:line="280"/>
             </w:pPr>
@@ -12572,23 +12248,23 @@
         </w:tc>
         <w:tc>
           <w:tcPr>
-            <w:tcW w:type="dxa" w:w="3283"/>
-            <w:tcBorders>
-              <w:top w:val="single" w:color="A6B8D0" w:sz="4"/>
-              <w:left w:val="single" w:color="A6B8D0" w:sz="4"/>
-              <w:bottom w:val="single" w:color="A6B8D0" w:sz="4"/>
-              <w:right w:val="single" w:color="A6B8D0" w:sz="4"/>
-            </w:tcBorders>
-            <w:tcMar>
-              <w:top w:type="dxa" w:w="50"/>
-              <w:left w:type="dxa" w:w="90"/>
-              <w:bottom w:type="dxa" w:w="50"/>
-              <w:right w:type="dxa" w:w="90"/>
-            </w:tcMar>
-          </w:tcPr>
-          <w:p>
-            <w:pPr>
-              <w:keepNext/>
+            <w:tcW w:type="dxa" w:w="2249"/>
+            <w:tcBorders>
+              <w:top w:val="single" w:color="A6B8D0" w:sz="4"/>
+              <w:left w:val="single" w:color="A6B8D0" w:sz="4"/>
+              <w:bottom w:val="single" w:color="A6B8D0" w:sz="4"/>
+              <w:right w:val="single" w:color="A6B8D0" w:sz="4"/>
+            </w:tcBorders>
+            <w:tcMar>
+              <w:top w:type="dxa" w:w="50"/>
+              <w:left w:type="dxa" w:w="90"/>
+              <w:bottom w:type="dxa" w:w="50"/>
+              <w:right w:type="dxa" w:w="90"/>
+            </w:tcMar>
+          </w:tcPr>
+          <w:p>
+            <w:pPr>
+              <w:keepNext w:val="false"/>
               <w:keepLines/>
               <w:spacing w:after="0" w:before="0" w:line="280"/>
             </w:pPr>
@@ -12606,23 +12282,23 @@
         </w:tc>
         <w:tc>
           <w:tcPr>
-            <w:tcW w:type="dxa" w:w="2762"/>
-            <w:tcBorders>
-              <w:top w:val="single" w:color="A6B8D0" w:sz="4"/>
-              <w:left w:val="single" w:color="A6B8D0" w:sz="4"/>
-              <w:bottom w:val="single" w:color="A6B8D0" w:sz="4"/>
-              <w:right w:val="single" w:color="A6B8D0" w:sz="4"/>
-            </w:tcBorders>
-            <w:tcMar>
-              <w:top w:type="dxa" w:w="50"/>
-              <w:left w:type="dxa" w:w="90"/>
-              <w:bottom w:type="dxa" w:w="50"/>
-              <w:right w:type="dxa" w:w="90"/>
-            </w:tcMar>
-          </w:tcPr>
-          <w:p>
-            <w:pPr>
-              <w:keepNext/>
+            <w:tcW w:type="dxa" w:w="3083"/>
+            <w:tcBorders>
+              <w:top w:val="single" w:color="A6B8D0" w:sz="4"/>
+              <w:left w:val="single" w:color="A6B8D0" w:sz="4"/>
+              <w:bottom w:val="single" w:color="A6B8D0" w:sz="4"/>
+              <w:right w:val="single" w:color="A6B8D0" w:sz="4"/>
+            </w:tcBorders>
+            <w:tcMar>
+              <w:top w:type="dxa" w:w="50"/>
+              <w:left w:type="dxa" w:w="90"/>
+              <w:bottom w:type="dxa" w:w="50"/>
+              <w:right w:type="dxa" w:w="90"/>
+            </w:tcMar>
+          </w:tcPr>
+          <w:p>
+            <w:pPr>
+              <w:keepNext w:val="false"/>
               <w:keepLines/>
               <w:spacing w:after="0" w:before="0" w:line="280"/>
             </w:pPr>
@@ -12646,23 +12322,23 @@
         </w:trPr>
         <w:tc>
           <w:tcPr>
-            <w:tcW w:type="dxa" w:w="1635"/>
-            <w:tcBorders>
-              <w:top w:val="single" w:color="A6B8D0" w:sz="4"/>
-              <w:left w:val="single" w:color="A6B8D0" w:sz="4"/>
-              <w:bottom w:val="single" w:color="A6B8D0" w:sz="4"/>
-              <w:right w:val="single" w:color="A6B8D0" w:sz="4"/>
-            </w:tcBorders>
-            <w:tcMar>
-              <w:top w:type="dxa" w:w="50"/>
-              <w:left w:type="dxa" w:w="90"/>
-              <w:bottom w:type="dxa" w:w="50"/>
-              <w:right w:type="dxa" w:w="90"/>
-            </w:tcMar>
-          </w:tcPr>
-          <w:p>
-            <w:pPr>
-              <w:keepNext/>
+            <w:tcW w:type="dxa" w:w="1820"/>
+            <w:tcBorders>
+              <w:top w:val="single" w:color="A6B8D0" w:sz="4"/>
+              <w:left w:val="single" w:color="A6B8D0" w:sz="4"/>
+              <w:bottom w:val="single" w:color="A6B8D0" w:sz="4"/>
+              <w:right w:val="single" w:color="A6B8D0" w:sz="4"/>
+            </w:tcBorders>
+            <w:tcMar>
+              <w:top w:type="dxa" w:w="50"/>
+              <w:left w:type="dxa" w:w="90"/>
+              <w:bottom w:type="dxa" w:w="50"/>
+              <w:right w:type="dxa" w:w="90"/>
+            </w:tcMar>
+          </w:tcPr>
+          <w:p>
+            <w:pPr>
+              <w:keepNext w:val="false"/>
               <w:keepLines/>
               <w:spacing w:after="0" w:before="0" w:line="280"/>
             </w:pPr>
@@ -12680,23 +12356,23 @@
         </w:tc>
         <w:tc>
           <w:tcPr>
-            <w:tcW w:type="dxa" w:w="1958"/>
-            <w:tcBorders>
-              <w:top w:val="single" w:color="A6B8D0" w:sz="4"/>
-              <w:left w:val="single" w:color="A6B8D0" w:sz="4"/>
-              <w:bottom w:val="single" w:color="A6B8D0" w:sz="4"/>
-              <w:right w:val="single" w:color="A6B8D0" w:sz="4"/>
-            </w:tcBorders>
-            <w:tcMar>
-              <w:top w:type="dxa" w:w="50"/>
-              <w:left w:type="dxa" w:w="90"/>
-              <w:bottom w:type="dxa" w:w="50"/>
-              <w:right w:type="dxa" w:w="90"/>
-            </w:tcMar>
-          </w:tcPr>
-          <w:p>
-            <w:pPr>
-              <w:keepNext/>
+            <w:tcW w:type="dxa" w:w="2486"/>
+            <w:tcBorders>
+              <w:top w:val="single" w:color="A6B8D0" w:sz="4"/>
+              <w:left w:val="single" w:color="A6B8D0" w:sz="4"/>
+              <w:bottom w:val="single" w:color="A6B8D0" w:sz="4"/>
+              <w:right w:val="single" w:color="A6B8D0" w:sz="4"/>
+            </w:tcBorders>
+            <w:tcMar>
+              <w:top w:type="dxa" w:w="50"/>
+              <w:left w:type="dxa" w:w="90"/>
+              <w:bottom w:type="dxa" w:w="50"/>
+              <w:right w:type="dxa" w:w="90"/>
+            </w:tcMar>
+          </w:tcPr>
+          <w:p>
+            <w:pPr>
+              <w:keepNext w:val="false"/>
               <w:keepLines/>
               <w:spacing w:after="0" w:before="0" w:line="280"/>
             </w:pPr>
@@ -12714,23 +12390,23 @@
         </w:tc>
         <w:tc>
           <w:tcPr>
-            <w:tcW w:type="dxa" w:w="3283"/>
-            <w:tcBorders>
-              <w:top w:val="single" w:color="A6B8D0" w:sz="4"/>
-              <w:left w:val="single" w:color="A6B8D0" w:sz="4"/>
-              <w:bottom w:val="single" w:color="A6B8D0" w:sz="4"/>
-              <w:right w:val="single" w:color="A6B8D0" w:sz="4"/>
-            </w:tcBorders>
-            <w:tcMar>
-              <w:top w:type="dxa" w:w="50"/>
-              <w:left w:type="dxa" w:w="90"/>
-              <w:bottom w:type="dxa" w:w="50"/>
-              <w:right w:type="dxa" w:w="90"/>
-            </w:tcMar>
-          </w:tcPr>
-          <w:p>
-            <w:pPr>
-              <w:keepNext/>
+            <w:tcW w:type="dxa" w:w="2249"/>
+            <w:tcBorders>
+              <w:top w:val="single" w:color="A6B8D0" w:sz="4"/>
+              <w:left w:val="single" w:color="A6B8D0" w:sz="4"/>
+              <w:bottom w:val="single" w:color="A6B8D0" w:sz="4"/>
+              <w:right w:val="single" w:color="A6B8D0" w:sz="4"/>
+            </w:tcBorders>
+            <w:tcMar>
+              <w:top w:type="dxa" w:w="50"/>
+              <w:left w:type="dxa" w:w="90"/>
+              <w:bottom w:type="dxa" w:w="50"/>
+              <w:right w:type="dxa" w:w="90"/>
+            </w:tcMar>
+          </w:tcPr>
+          <w:p>
+            <w:pPr>
+              <w:keepNext w:val="false"/>
               <w:keepLines/>
               <w:spacing w:after="0" w:before="0" w:line="280"/>
             </w:pPr>
@@ -12748,23 +12424,23 @@
         </w:tc>
         <w:tc>
           <w:tcPr>
-            <w:tcW w:type="dxa" w:w="2762"/>
-            <w:tcBorders>
-              <w:top w:val="single" w:color="A6B8D0" w:sz="4"/>
-              <w:left w:val="single" w:color="A6B8D0" w:sz="4"/>
-              <w:bottom w:val="single" w:color="A6B8D0" w:sz="4"/>
-              <w:right w:val="single" w:color="A6B8D0" w:sz="4"/>
-            </w:tcBorders>
-            <w:tcMar>
-              <w:top w:type="dxa" w:w="50"/>
-              <w:left w:type="dxa" w:w="90"/>
-              <w:bottom w:type="dxa" w:w="50"/>
-              <w:right w:type="dxa" w:w="90"/>
-            </w:tcMar>
-          </w:tcPr>
-          <w:p>
-            <w:pPr>
-              <w:keepNext/>
+            <w:tcW w:type="dxa" w:w="3083"/>
+            <w:tcBorders>
+              <w:top w:val="single" w:color="A6B8D0" w:sz="4"/>
+              <w:left w:val="single" w:color="A6B8D0" w:sz="4"/>
+              <w:bottom w:val="single" w:color="A6B8D0" w:sz="4"/>
+              <w:right w:val="single" w:color="A6B8D0" w:sz="4"/>
+            </w:tcBorders>
+            <w:tcMar>
+              <w:top w:type="dxa" w:w="50"/>
+              <w:left w:type="dxa" w:w="90"/>
+              <w:bottom w:type="dxa" w:w="50"/>
+              <w:right w:type="dxa" w:w="90"/>
+            </w:tcMar>
+          </w:tcPr>
+          <w:p>
+            <w:pPr>
+              <w:keepNext w:val="false"/>
               <w:keepLines/>
               <w:spacing w:after="0" w:before="0" w:line="280"/>
             </w:pPr>
@@ -12788,7 +12464,7 @@
         </w:trPr>
         <w:tc>
           <w:tcPr>
-            <w:tcW w:type="dxa" w:w="1635"/>
+            <w:tcW w:type="dxa" w:w="1820"/>
             <w:tcBorders>
               <w:top w:val="single" w:color="A6B8D0" w:sz="4"/>
               <w:left w:val="single" w:color="A6B8D0" w:sz="4"/>
@@ -12822,7 +12498,7 @@
         </w:tc>
         <w:tc>
           <w:tcPr>
-            <w:tcW w:type="dxa" w:w="1958"/>
+            <w:tcW w:type="dxa" w:w="2486"/>
             <w:tcBorders>
               <w:top w:val="single" w:color="A6B8D0" w:sz="4"/>
               <w:left w:val="single" w:color="A6B8D0" w:sz="4"/>
@@ -12856,7 +12532,7 @@
         </w:tc>
         <w:tc>
           <w:tcPr>
-            <w:tcW w:type="dxa" w:w="3283"/>
+            <w:tcW w:type="dxa" w:w="2249"/>
             <w:tcBorders>
               <w:top w:val="single" w:color="A6B8D0" w:sz="4"/>
               <w:left w:val="single" w:color="A6B8D0" w:sz="4"/>
@@ -12890,7 +12566,7 @@
         </w:tc>
         <w:tc>
           <w:tcPr>
-            <w:tcW w:type="dxa" w:w="2762"/>
+            <w:tcW w:type="dxa" w:w="3083"/>
             <w:tcBorders>
               <w:top w:val="single" w:color="A6B8D0" w:sz="4"/>
               <w:left w:val="single" w:color="A6B8D0" w:sz="4"/>
@@ -12919,6 +12595,716 @@
                 <w:szCs w:val="18"/>
               </w:rPr>
               <w:t xml:space="preserve">The whole e-mail the User sends</w:t>
+            </w:r>
+          </w:p>
+        </w:tc>
+      </w:tr>
+      <w:tr>
+        <w:trPr>
+          <w:cantSplit/>
+          <w:tblHeader w:val="off"/>
+        </w:trPr>
+        <w:tc>
+          <w:tcPr>
+            <w:tcW w:type="dxa" w:w="1820"/>
+            <w:tcBorders>
+              <w:top w:val="single" w:color="A6B8D0" w:sz="4"/>
+              <w:left w:val="single" w:color="A6B8D0" w:sz="4"/>
+              <w:bottom w:val="single" w:color="A6B8D0" w:sz="4"/>
+              <w:right w:val="single" w:color="A6B8D0" w:sz="4"/>
+            </w:tcBorders>
+            <w:tcMar>
+              <w:top w:type="dxa" w:w="50"/>
+              <w:left w:type="dxa" w:w="90"/>
+              <w:bottom w:type="dxa" w:w="50"/>
+              <w:right w:type="dxa" w:w="90"/>
+            </w:tcMar>
+          </w:tcPr>
+          <w:p>
+            <w:pPr>
+              <w:keepNext w:val="false"/>
+              <w:keepLines/>
+              <w:spacing w:after="0" w:before="0" w:line="280"/>
+            </w:pPr>
+            <w:r>
+              <w:rPr>
+                <w:rFonts w:ascii="Calibri" w:eastAsia="Yu Gothic" w:hAnsi="Calibri"/>
+                <w:b w:val="false"/>
+                <w:bCs w:val="false"/>
+                <w:sz w:val="18"/>
+                <w:szCs w:val="18"/>
+              </w:rPr>
+              <w:t xml:space="preserve">The User's Cloud sync folder (when the User chose it as a backup location; carried by the OS's sync mechanism)</w:t>
+            </w:r>
+          </w:p>
+        </w:tc>
+        <w:tc>
+          <w:tcPr>
+            <w:tcW w:type="dxa" w:w="2486"/>
+            <w:tcBorders>
+              <w:top w:val="single" w:color="A6B8D0" w:sz="4"/>
+              <w:left w:val="single" w:color="A6B8D0" w:sz="4"/>
+              <w:bottom w:val="single" w:color="A6B8D0" w:sz="4"/>
+              <w:right w:val="single" w:color="A6B8D0" w:sz="4"/>
+            </w:tcBorders>
+            <w:tcMar>
+              <w:top w:type="dxa" w:w="50"/>
+              <w:left w:type="dxa" w:w="90"/>
+              <w:bottom w:type="dxa" w:w="50"/>
+              <w:right w:type="dxa" w:w="90"/>
+            </w:tcMar>
+          </w:tcPr>
+          <w:p>
+            <w:pPr>
+              <w:keepNext w:val="false"/>
+              <w:keepLines/>
+              <w:spacing w:after="0" w:before="0" w:line="280"/>
+            </w:pPr>
+            <w:r>
+              <w:rPr>
+                <w:rFonts w:ascii="Calibri" w:eastAsia="Yu Gothic" w:hAnsi="Calibri"/>
+                <w:b w:val="false"/>
+                <w:bCs w:val="false"/>
+                <w:sz w:val="18"/>
+                <w:szCs w:val="18"/>
+              </w:rPr>
+              <w:t xml:space="preserve">Backup files encrypted with the passphrase and the recovery key, the reference information package (Chapter 8, 5.5)</w:t>
+            </w:r>
+          </w:p>
+        </w:tc>
+        <w:tc>
+          <w:tcPr>
+            <w:tcW w:type="dxa" w:w="2249"/>
+            <w:tcBorders>
+              <w:top w:val="single" w:color="A6B8D0" w:sz="4"/>
+              <w:left w:val="single" w:color="A6B8D0" w:sz="4"/>
+              <w:bottom w:val="single" w:color="A6B8D0" w:sz="4"/>
+              <w:right w:val="single" w:color="A6B8D0" w:sz="4"/>
+            </w:tcBorders>
+            <w:tcMar>
+              <w:top w:type="dxa" w:w="50"/>
+              <w:left w:type="dxa" w:w="90"/>
+              <w:bottom w:type="dxa" w:w="50"/>
+              <w:right w:type="dxa" w:w="90"/>
+            </w:tcMar>
+          </w:tcPr>
+          <w:p>
+            <w:pPr>
+              <w:keepNext w:val="false"/>
+              <w:keepLines/>
+              <w:spacing w:after="0" w:before="0" w:line="280"/>
+            </w:pPr>
+            <w:r>
+              <w:rPr>
+                <w:rFonts w:ascii="Calibri" w:eastAsia="Yu Gothic" w:hAnsi="Calibri"/>
+                <w:b w:val="false"/>
+                <w:bCs w:val="false"/>
+                <w:sz w:val="18"/>
+                <w:szCs w:val="18"/>
+              </w:rPr>
+              <w:t xml:space="preserve">At every automatic backup</w:t>
+            </w:r>
+          </w:p>
+        </w:tc>
+        <w:tc>
+          <w:tcPr>
+            <w:tcW w:type="dxa" w:w="3083"/>
+            <w:tcBorders>
+              <w:top w:val="single" w:color="A6B8D0" w:sz="4"/>
+              <w:left w:val="single" w:color="A6B8D0" w:sz="4"/>
+              <w:bottom w:val="single" w:color="A6B8D0" w:sz="4"/>
+              <w:right w:val="single" w:color="A6B8D0" w:sz="4"/>
+            </w:tcBorders>
+            <w:tcMar>
+              <w:top w:type="dxa" w:w="50"/>
+              <w:left w:type="dxa" w:w="90"/>
+              <w:bottom w:type="dxa" w:w="50"/>
+              <w:right w:type="dxa" w:w="90"/>
+            </w:tcMar>
+          </w:tcPr>
+          <w:p>
+            <w:pPr>
+              <w:keepNext w:val="false"/>
+              <w:keepLines/>
+              <w:spacing w:after="0" w:before="0" w:line="280"/>
+            </w:pPr>
+            <w:r>
+              <w:rPr>
+                <w:rFonts w:ascii="Calibri" w:eastAsia="Yu Gothic" w:hAnsi="Calibri"/>
+                <w:b w:val="false"/>
+                <w:bCs w:val="false"/>
+                <w:sz w:val="18"/>
+                <w:szCs w:val="18"/>
+              </w:rPr>
+              <w:t xml:space="preserve">To the Cloud provider: the User's account and the encrypted files (the contents cannot be read)</w:t>
+            </w:r>
+          </w:p>
+        </w:tc>
+      </w:tr>
+      <w:tr>
+        <w:trPr>
+          <w:cantSplit/>
+          <w:tblHeader w:val="off"/>
+        </w:trPr>
+        <w:tc>
+          <w:tcPr>
+            <w:tcW w:type="dxa" w:w="1820"/>
+            <w:tcBorders>
+              <w:top w:val="single" w:color="A6B8D0" w:sz="4"/>
+              <w:left w:val="single" w:color="A6B8D0" w:sz="4"/>
+              <w:bottom w:val="single" w:color="A6B8D0" w:sz="4"/>
+              <w:right w:val="single" w:color="A6B8D0" w:sz="4"/>
+            </w:tcBorders>
+            <w:tcMar>
+              <w:top w:type="dxa" w:w="50"/>
+              <w:left w:type="dxa" w:w="90"/>
+              <w:bottom w:type="dxa" w:w="50"/>
+              <w:right w:type="dxa" w:w="90"/>
+            </w:tcMar>
+          </w:tcPr>
+          <w:p>
+            <w:pPr>
+              <w:keepNext w:val="false"/>
+              <w:keepLines/>
+              <w:spacing w:after="0" w:before="0" w:line="280"/>
+            </w:pPr>
+            <w:r>
+              <w:rPr>
+                <w:rFonts w:ascii="Calibri" w:eastAsia="Yu Gothic" w:hAnsi="Calibri"/>
+                <w:b w:val="false"/>
+                <w:bCs w:val="false"/>
+                <w:sz w:val="18"/>
+                <w:szCs w:val="18"/>
+              </w:rPr>
+              <w:t xml:space="preserve">The User's own other device (the same personal root; Chapter 1, 4.2)</w:t>
+            </w:r>
+          </w:p>
+        </w:tc>
+        <w:tc>
+          <w:tcPr>
+            <w:tcW w:type="dxa" w:w="2486"/>
+            <w:tcBorders>
+              <w:top w:val="single" w:color="A6B8D0" w:sz="4"/>
+              <w:left w:val="single" w:color="A6B8D0" w:sz="4"/>
+              <w:bottom w:val="single" w:color="A6B8D0" w:sz="4"/>
+              <w:right w:val="single" w:color="A6B8D0" w:sz="4"/>
+            </w:tcBorders>
+            <w:tcMar>
+              <w:top w:type="dxa" w:w="50"/>
+              <w:left w:type="dxa" w:w="90"/>
+              <w:bottom w:type="dxa" w:w="50"/>
+              <w:right w:type="dxa" w:w="90"/>
+            </w:tcMar>
+          </w:tcPr>
+          <w:p>
+            <w:pPr>
+              <w:keepNext w:val="false"/>
+              <w:keepLines/>
+              <w:spacing w:after="0" w:before="0" w:line="280"/>
+            </w:pPr>
+            <w:r>
+              <w:rPr>
+                <w:rFonts w:ascii="Calibri" w:eastAsia="Yu Gothic" w:hAnsi="Calibri"/>
+                <w:b w:val="false"/>
+                <w:bCs w:val="false"/>
+                <w:sz w:val="18"/>
+                <w:szCs w:val="18"/>
+              </w:rPr>
+              <w:t xml:space="preserve">Record rows, evidence and asset files, templates, work sessions, device-independent settings, the reference information package (encrypted end to end; Chapter 8, 5.4)</w:t>
+            </w:r>
+          </w:p>
+        </w:tc>
+        <w:tc>
+          <w:tcPr>
+            <w:tcW w:type="dxa" w:w="2249"/>
+            <w:tcBorders>
+              <w:top w:val="single" w:color="A6B8D0" w:sz="4"/>
+              <w:left w:val="single" w:color="A6B8D0" w:sz="4"/>
+              <w:bottom w:val="single" w:color="A6B8D0" w:sz="4"/>
+              <w:right w:val="single" w:color="A6B8D0" w:sz="4"/>
+            </w:tcBorders>
+            <w:tcMar>
+              <w:top w:type="dxa" w:w="50"/>
+              <w:left w:type="dxa" w:w="90"/>
+              <w:bottom w:type="dxa" w:w="50"/>
+              <w:right w:type="dxa" w:w="90"/>
+            </w:tcMar>
+          </w:tcPr>
+          <w:p>
+            <w:pPr>
+              <w:keepNext w:val="false"/>
+              <w:keepLines/>
+              <w:spacing w:after="0" w:before="0" w:line="280"/>
+            </w:pPr>
+            <w:r>
+              <w:rPr>
+                <w:rFonts w:ascii="Calibri" w:eastAsia="Yu Gothic" w:hAnsi="Calibri"/>
+                <w:b w:val="false"/>
+                <w:bCs w:val="false"/>
+                <w:sz w:val="18"/>
+                <w:szCs w:val="18"/>
+              </w:rPr>
+              <w:t xml:space="preserve">Automatically while running, after linking in “Devices”</w:t>
+            </w:r>
+          </w:p>
+        </w:tc>
+        <w:tc>
+          <w:tcPr>
+            <w:tcW w:type="dxa" w:w="3083"/>
+            <w:tcBorders>
+              <w:top w:val="single" w:color="A6B8D0" w:sz="4"/>
+              <w:left w:val="single" w:color="A6B8D0" w:sz="4"/>
+              <w:bottom w:val="single" w:color="A6B8D0" w:sz="4"/>
+              <w:right w:val="single" w:color="A6B8D0" w:sz="4"/>
+            </w:tcBorders>
+            <w:tcMar>
+              <w:top w:type="dxa" w:w="50"/>
+              <w:left w:type="dxa" w:w="90"/>
+              <w:bottom w:type="dxa" w:w="50"/>
+              <w:right w:type="dxa" w:w="90"/>
+            </w:tcMar>
+          </w:tcPr>
+          <w:p>
+            <w:pPr>
+              <w:keepNext w:val="false"/>
+              <w:keepLines/>
+              <w:spacing w:after="0" w:before="0" w:line="280"/>
+            </w:pPr>
+            <w:r>
+              <w:rPr>
+                <w:rFonts w:ascii="Calibri" w:eastAsia="Yu Gothic" w:hAnsi="Calibri"/>
+                <w:b w:val="false"/>
+                <w:bCs w:val="false"/>
+                <w:sz w:val="18"/>
+                <w:szCs w:val="18"/>
+              </w:rPr>
+              <w:t xml:space="preserve">IP address and device number (between the User's own devices)</w:t>
+            </w:r>
+          </w:p>
+        </w:tc>
+      </w:tr>
+      <w:tr>
+        <w:trPr>
+          <w:cantSplit/>
+          <w:tblHeader w:val="off"/>
+        </w:trPr>
+        <w:tc>
+          <w:tcPr>
+            <w:tcW w:type="dxa" w:w="1820"/>
+            <w:tcBorders>
+              <w:top w:val="single" w:color="A6B8D0" w:sz="4"/>
+              <w:left w:val="single" w:color="A6B8D0" w:sz="4"/>
+              <w:bottom w:val="single" w:color="A6B8D0" w:sz="4"/>
+              <w:right w:val="single" w:color="A6B8D0" w:sz="4"/>
+            </w:tcBorders>
+            <w:tcMar>
+              <w:top w:type="dxa" w:w="50"/>
+              <w:left w:type="dxa" w:w="90"/>
+              <w:bottom w:type="dxa" w:w="50"/>
+              <w:right w:type="dxa" w:w="90"/>
+            </w:tcMar>
+          </w:tcPr>
+          <w:p>
+            <w:pPr>
+              <w:keepNext w:val="false"/>
+              <w:keepLines/>
+              <w:spacing w:after="0" w:before="0" w:line="280"/>
+            </w:pPr>
+            <w:r>
+              <w:rPr>
+                <w:rFonts w:ascii="Calibri" w:eastAsia="Yu Gothic" w:hAnsi="Calibri"/>
+                <w:b w:val="false"/>
+                <w:bCs w:val="false"/>
+                <w:sz w:val="18"/>
+                <w:szCs w:val="18"/>
+              </w:rPr>
+              <w:t xml:space="preserve">The device of a “verified” counterparty (Chapter 2, 5.5)</w:t>
+            </w:r>
+          </w:p>
+        </w:tc>
+        <w:tc>
+          <w:tcPr>
+            <w:tcW w:type="dxa" w:w="2486"/>
+            <w:tcBorders>
+              <w:top w:val="single" w:color="A6B8D0" w:sz="4"/>
+              <w:left w:val="single" w:color="A6B8D0" w:sz="4"/>
+              <w:bottom w:val="single" w:color="A6B8D0" w:sz="4"/>
+              <w:right w:val="single" w:color="A6B8D0" w:sz="4"/>
+            </w:tcBorders>
+            <w:tcMar>
+              <w:top w:type="dxa" w:w="50"/>
+              <w:left w:type="dxa" w:w="90"/>
+              <w:bottom w:type="dxa" w:w="50"/>
+              <w:right w:type="dxa" w:w="90"/>
+            </w:tcMar>
+          </w:tcPr>
+          <w:p>
+            <w:pPr>
+              <w:keepNext w:val="false"/>
+              <w:keepLines/>
+              <w:spacing w:after="0" w:before="0" w:line="280"/>
+            </w:pPr>
+            <w:r>
+              <w:rPr>
+                <w:rFonts w:ascii="Calibri" w:eastAsia="Yu Gothic" w:hAnsi="Calibri"/>
+                <w:b w:val="false"/>
+                <w:bCs w:val="false"/>
+                <w:sz w:val="18"/>
+                <w:szCs w:val="18"/>
+              </w:rPr>
+              <w:t xml:space="preserve">Authorizations, revocations, joint-rights documents, renewal documents, the reference information package (encrypted end to end)</w:t>
+            </w:r>
+          </w:p>
+        </w:tc>
+        <w:tc>
+          <w:tcPr>
+            <w:tcW w:type="dxa" w:w="2249"/>
+            <w:tcBorders>
+              <w:top w:val="single" w:color="A6B8D0" w:sz="4"/>
+              <w:left w:val="single" w:color="A6B8D0" w:sz="4"/>
+              <w:bottom w:val="single" w:color="A6B8D0" w:sz="4"/>
+              <w:right w:val="single" w:color="A6B8D0" w:sz="4"/>
+            </w:tcBorders>
+            <w:tcMar>
+              <w:top w:type="dxa" w:w="50"/>
+              <w:left w:type="dxa" w:w="90"/>
+              <w:bottom w:type="dxa" w:w="50"/>
+              <w:right w:type="dxa" w:w="90"/>
+            </w:tcMar>
+          </w:tcPr>
+          <w:p>
+            <w:pPr>
+              <w:keepNext w:val="false"/>
+              <w:keepLines/>
+              <w:spacing w:after="0" w:before="0" w:line="280"/>
+            </w:pPr>
+            <w:r>
+              <w:rPr>
+                <w:rFonts w:ascii="Calibri" w:eastAsia="Yu Gothic" w:hAnsi="Calibri"/>
+                <w:b w:val="false"/>
+                <w:bCs w:val="false"/>
+                <w:sz w:val="18"/>
+                <w:szCs w:val="18"/>
+              </w:rPr>
+              <w:t xml:space="preserve">Automatically while running, after marking the counterparty “verified”</w:t>
+            </w:r>
+          </w:p>
+        </w:tc>
+        <w:tc>
+          <w:tcPr>
+            <w:tcW w:type="dxa" w:w="3083"/>
+            <w:tcBorders>
+              <w:top w:val="single" w:color="A6B8D0" w:sz="4"/>
+              <w:left w:val="single" w:color="A6B8D0" w:sz="4"/>
+              <w:bottom w:val="single" w:color="A6B8D0" w:sz="4"/>
+              <w:right w:val="single" w:color="A6B8D0" w:sz="4"/>
+            </w:tcBorders>
+            <w:tcMar>
+              <w:top w:type="dxa" w:w="50"/>
+              <w:left w:type="dxa" w:w="90"/>
+              <w:bottom w:type="dxa" w:w="50"/>
+              <w:right w:type="dxa" w:w="90"/>
+            </w:tcMar>
+          </w:tcPr>
+          <w:p>
+            <w:pPr>
+              <w:keepNext w:val="false"/>
+              <w:keepLines/>
+              <w:spacing w:after="0" w:before="0" w:line="280"/>
+            </w:pPr>
+            <w:r>
+              <w:rPr>
+                <w:rFonts w:ascii="Calibri" w:eastAsia="Yu Gothic" w:hAnsi="Calibri"/>
+                <w:b w:val="false"/>
+                <w:bCs w:val="false"/>
+                <w:sz w:val="18"/>
+                <w:szCs w:val="18"/>
+              </w:rPr>
+              <w:t xml:space="preserve">IP address and device number. The User's records are not sent</w:t>
+            </w:r>
+          </w:p>
+        </w:tc>
+      </w:tr>
+      <w:tr>
+        <w:trPr>
+          <w:cantSplit/>
+          <w:tblHeader w:val="off"/>
+        </w:trPr>
+        <w:tc>
+          <w:tcPr>
+            <w:tcW w:type="dxa" w:w="1820"/>
+            <w:tcBorders>
+              <w:top w:val="single" w:color="A6B8D0" w:sz="4"/>
+              <w:left w:val="single" w:color="A6B8D0" w:sz="4"/>
+              <w:bottom w:val="single" w:color="A6B8D0" w:sz="4"/>
+              <w:right w:val="single" w:color="A6B8D0" w:sz="4"/>
+            </w:tcBorders>
+            <w:tcMar>
+              <w:top w:type="dxa" w:w="50"/>
+              <w:left w:type="dxa" w:w="90"/>
+              <w:bottom w:type="dxa" w:w="50"/>
+              <w:right w:type="dxa" w:w="90"/>
+            </w:tcMar>
+          </w:tcPr>
+          <w:p>
+            <w:pPr>
+              <w:keepNext w:val="false"/>
+              <w:keepLines/>
+              <w:spacing w:after="0" w:before="0" w:line="280"/>
+            </w:pPr>
+            <w:r>
+              <w:rPr>
+                <w:rFonts w:ascii="Calibri" w:eastAsia="Yu Gothic" w:hAnsi="Calibri"/>
+                <w:b w:val="false"/>
+                <w:bCs w:val="false"/>
+                <w:sz w:val="18"/>
+                <w:szCs w:val="18"/>
+              </w:rPr>
+              <w:t xml:space="preserve">Relays for direct connections (public infrastructure; iroh's relays)</w:t>
+            </w:r>
+          </w:p>
+        </w:tc>
+        <w:tc>
+          <w:tcPr>
+            <w:tcW w:type="dxa" w:w="2486"/>
+            <w:tcBorders>
+              <w:top w:val="single" w:color="A6B8D0" w:sz="4"/>
+              <w:left w:val="single" w:color="A6B8D0" w:sz="4"/>
+              <w:bottom w:val="single" w:color="A6B8D0" w:sz="4"/>
+              <w:right w:val="single" w:color="A6B8D0" w:sz="4"/>
+            </w:tcBorders>
+            <w:tcMar>
+              <w:top w:type="dxa" w:w="50"/>
+              <w:left w:type="dxa" w:w="90"/>
+              <w:bottom w:type="dxa" w:w="50"/>
+              <w:right w:type="dxa" w:w="90"/>
+            </w:tcMar>
+          </w:tcPr>
+          <w:p>
+            <w:pPr>
+              <w:keepNext w:val="false"/>
+              <w:keepLines/>
+              <w:spacing w:after="0" w:before="0" w:line="280"/>
+            </w:pPr>
+            <w:r>
+              <w:rPr>
+                <w:rFonts w:ascii="Calibri" w:eastAsia="Yu Gothic" w:hAnsi="Calibri"/>
+                <w:b w:val="false"/>
+                <w:bCs w:val="false"/>
+                <w:sz w:val="18"/>
+                <w:szCs w:val="18"/>
+              </w:rPr>
+              <w:t xml:space="preserve">End-to-end encrypted contents (the relay cannot read them)</w:t>
+            </w:r>
+          </w:p>
+        </w:tc>
+        <w:tc>
+          <w:tcPr>
+            <w:tcW w:type="dxa" w:w="2249"/>
+            <w:tcBorders>
+              <w:top w:val="single" w:color="A6B8D0" w:sz="4"/>
+              <w:left w:val="single" w:color="A6B8D0" w:sz="4"/>
+              <w:bottom w:val="single" w:color="A6B8D0" w:sz="4"/>
+              <w:right w:val="single" w:color="A6B8D0" w:sz="4"/>
+            </w:tcBorders>
+            <w:tcMar>
+              <w:top w:type="dxa" w:w="50"/>
+              <w:left w:type="dxa" w:w="90"/>
+              <w:bottom w:type="dxa" w:w="50"/>
+              <w:right w:type="dxa" w:w="90"/>
+            </w:tcMar>
+          </w:tcPr>
+          <w:p>
+            <w:pPr>
+              <w:keepNext w:val="false"/>
+              <w:keepLines/>
+              <w:spacing w:after="0" w:before="0" w:line="280"/>
+            </w:pPr>
+            <w:r>
+              <w:rPr>
+                <w:rFonts w:ascii="Calibri" w:eastAsia="Yu Gothic" w:hAnsi="Calibri"/>
+                <w:b w:val="false"/>
+                <w:bCs w:val="false"/>
+                <w:sz w:val="18"/>
+                <w:szCs w:val="18"/>
+              </w:rPr>
+              <w:t xml:space="preserve">When another device or counterparty cannot be reached directly. Can be turned off in settings (G-20“Settings”)</w:t>
+            </w:r>
+          </w:p>
+        </w:tc>
+        <w:tc>
+          <w:tcPr>
+            <w:tcW w:type="dxa" w:w="3083"/>
+            <w:tcBorders>
+              <w:top w:val="single" w:color="A6B8D0" w:sz="4"/>
+              <w:left w:val="single" w:color="A6B8D0" w:sz="4"/>
+              <w:bottom w:val="single" w:color="A6B8D0" w:sz="4"/>
+              <w:right w:val="single" w:color="A6B8D0" w:sz="4"/>
+            </w:tcBorders>
+            <w:tcMar>
+              <w:top w:type="dxa" w:w="50"/>
+              <w:left w:type="dxa" w:w="90"/>
+              <w:bottom w:type="dxa" w:w="50"/>
+              <w:right w:type="dxa" w:w="90"/>
+            </w:tcMar>
+          </w:tcPr>
+          <w:p>
+            <w:pPr>
+              <w:keepNext w:val="false"/>
+              <w:keepLines/>
+              <w:spacing w:after="0" w:before="0" w:line="280"/>
+            </w:pPr>
+            <w:r>
+              <w:rPr>
+                <w:rFonts w:ascii="Calibri" w:eastAsia="Yu Gothic" w:hAnsi="Calibri"/>
+                <w:b w:val="false"/>
+                <w:bCs w:val="false"/>
+                <w:sz w:val="18"/>
+                <w:szCs w:val="18"/>
+              </w:rPr>
+              <w:t xml:space="preserve">IP address and a random device number (not linked to the notice code)</w:t>
+            </w:r>
+          </w:p>
+        </w:tc>
+      </w:tr>
+      <w:tr>
+        <w:trPr>
+          <w:cantSplit/>
+          <w:tblHeader w:val="off"/>
+        </w:trPr>
+        <w:tc>
+          <w:tcPr>
+            <w:tcW w:type="dxa" w:w="1820"/>
+            <w:tcBorders>
+              <w:top w:val="single" w:color="A6B8D0" w:sz="4"/>
+              <w:left w:val="single" w:color="A6B8D0" w:sz="4"/>
+              <w:bottom w:val="single" w:color="A6B8D0" w:sz="4"/>
+              <w:right w:val="single" w:color="A6B8D0" w:sz="4"/>
+            </w:tcBorders>
+            <w:tcMar>
+              <w:top w:type="dxa" w:w="50"/>
+              <w:left w:type="dxa" w:w="90"/>
+              <w:bottom w:type="dxa" w:w="50"/>
+              <w:right w:type="dxa" w:w="90"/>
+            </w:tcMar>
+          </w:tcPr>
+          <w:p>
+            <w:pPr>
+              <w:keepNext w:val="false"/>
+              <w:keepLines/>
+              <w:spacing w:after="0" w:before="0" w:line="280"/>
+            </w:pPr>
+            <w:r>
+              <w:rPr>
+                <w:rFonts w:ascii="Calibri" w:eastAsia="Yu Gothic" w:hAnsi="Calibri"/>
+                <w:b w:val="false"/>
+                <w:bCs w:val="false"/>
+                <w:sz w:val="18"/>
+                <w:szCs w:val="18"/>
+              </w:rPr>
+              <w:t xml:space="preserve">The public DHT (pkarr)</w:t>
+            </w:r>
+          </w:p>
+        </w:tc>
+        <w:tc>
+          <w:tcPr>
+            <w:tcW w:type="dxa" w:w="2486"/>
+            <w:tcBorders>
+              <w:top w:val="single" w:color="A6B8D0" w:sz="4"/>
+              <w:left w:val="single" w:color="A6B8D0" w:sz="4"/>
+              <w:bottom w:val="single" w:color="A6B8D0" w:sz="4"/>
+              <w:right w:val="single" w:color="A6B8D0" w:sz="4"/>
+            </w:tcBorders>
+            <w:tcMar>
+              <w:top w:type="dxa" w:w="50"/>
+              <w:left w:type="dxa" w:w="90"/>
+              <w:bottom w:type="dxa" w:w="50"/>
+              <w:right w:type="dxa" w:w="90"/>
+            </w:tcMar>
+          </w:tcPr>
+          <w:p>
+            <w:pPr>
+              <w:keepNext w:val="false"/>
+              <w:keepLines/>
+              <w:spacing w:after="0" w:before="0" w:line="280"/>
+            </w:pPr>
+            <w:r>
+              <w:rPr>
+                <w:rFonts w:ascii="Calibri" w:eastAsia="Yu Gothic" w:hAnsi="Calibri"/>
+                <w:b w:val="false"/>
+                <w:bCs w:val="false"/>
+                <w:sz w:val="18"/>
+                <w:szCs w:val="18"/>
+              </w:rPr>
+              <w:t xml:space="preserve">A record of the User's own device number, signed with a key derived from the passphrase (expiry 10 minutes)</w:t>
+            </w:r>
+          </w:p>
+        </w:tc>
+        <w:tc>
+          <w:tcPr>
+            <w:tcW w:type="dxa" w:w="2249"/>
+            <w:tcBorders>
+              <w:top w:val="single" w:color="A6B8D0" w:sz="4"/>
+              <w:left w:val="single" w:color="A6B8D0" w:sz="4"/>
+              <w:bottom w:val="single" w:color="A6B8D0" w:sz="4"/>
+              <w:right w:val="single" w:color="A6B8D0" w:sz="4"/>
+            </w:tcBorders>
+            <w:tcMar>
+              <w:top w:type="dxa" w:w="50"/>
+              <w:left w:type="dxa" w:w="90"/>
+              <w:bottom w:type="dxa" w:w="50"/>
+              <w:right w:type="dxa" w:w="90"/>
+            </w:tcMar>
+          </w:tcPr>
+          <w:p>
+            <w:pPr>
+              <w:keepNext w:val="false"/>
+              <w:keepLines/>
+              <w:spacing w:after="0" w:before="0" w:line="280"/>
+            </w:pPr>
+            <w:r>
+              <w:rPr>
+                <w:rFonts w:ascii="Calibri" w:eastAsia="Yu Gothic" w:hAnsi="Calibri"/>
+                <w:b w:val="false"/>
+                <w:bCs w:val="false"/>
+                <w:sz w:val="18"/>
+                <w:szCs w:val="18"/>
+              </w:rPr>
+              <w:t xml:space="preserve">Only when connecting to a counterparty or device by passphrase (Chapter 8, 5.4)</w:t>
+            </w:r>
+          </w:p>
+        </w:tc>
+        <w:tc>
+          <w:tcPr>
+            <w:tcW w:type="dxa" w:w="3083"/>
+            <w:tcBorders>
+              <w:top w:val="single" w:color="A6B8D0" w:sz="4"/>
+              <w:left w:val="single" w:color="A6B8D0" w:sz="4"/>
+              <w:bottom w:val="single" w:color="A6B8D0" w:sz="4"/>
+              <w:right w:val="single" w:color="A6B8D0" w:sz="4"/>
+            </w:tcBorders>
+            <w:tcMar>
+              <w:top w:type="dxa" w:w="50"/>
+              <w:left w:type="dxa" w:w="90"/>
+              <w:bottom w:type="dxa" w:w="50"/>
+              <w:right w:type="dxa" w:w="90"/>
+            </w:tcMar>
+          </w:tcPr>
+          <w:p>
+            <w:pPr>
+              <w:keepNext w:val="false"/>
+              <w:keepLines/>
+              <w:spacing w:after="0" w:before="0" w:line="280"/>
+            </w:pPr>
+            <w:r>
+              <w:rPr>
+                <w:rFonts w:ascii="Calibri" w:eastAsia="Yu Gothic" w:hAnsi="Calibri"/>
+                <w:b w:val="false"/>
+                <w:bCs w:val="false"/>
+                <w:sz w:val="18"/>
+                <w:szCs w:val="18"/>
+              </w:rPr>
+              <w:t xml:space="preserve">IP address and a random device number</w:t>
             </w:r>
           </w:p>
         </w:tc>
@@ -16546,9 +16932,8 @@
         </w:tblBorders>
       </w:tblPr>
       <w:tblGrid>
-        <w:gridCol w:w="1635"/>
-        <w:gridCol w:w="5769"/>
-        <w:gridCol w:w="2234"/>
+        <w:gridCol w:w="6095"/>
+        <w:gridCol w:w="3543"/>
       </w:tblGrid>
       <w:tr>
         <w:trPr>
@@ -16557,7 +16942,7 @@
         </w:trPr>
         <w:tc>
           <w:tcPr>
-            <w:tcW w:type="dxa" w:w="1635"/>
+            <w:tcW w:type="dxa" w:w="6095"/>
             <w:tcBorders>
               <w:top w:val="single" w:color="A6B8D0" w:sz="4"/>
               <w:left w:val="single" w:color="A6B8D0" w:sz="4"/>
@@ -16586,48 +16971,13 @@
                 <w:sz w:val="18"/>
                 <w:szCs w:val="18"/>
               </w:rPr>
-              <w:t xml:space="preserve">Requirement number</w:t>
-            </w:r>
-          </w:p>
-        </w:tc>
-        <w:tc>
-          <w:tcPr>
-            <w:tcW w:type="dxa" w:w="5769"/>
-            <w:tcBorders>
-              <w:top w:val="single" w:color="A6B8D0" w:sz="4"/>
-              <w:left w:val="single" w:color="A6B8D0" w:sz="4"/>
-              <w:bottom w:val="single" w:color="A6B8D0" w:sz="4"/>
-              <w:right w:val="single" w:color="A6B8D0" w:sz="4"/>
-            </w:tcBorders>
-            <w:shd w:fill="DCE6F2" w:color="auto" w:val="clear"/>
-            <w:tcMar>
-              <w:top w:type="dxa" w:w="50"/>
-              <w:left w:type="dxa" w:w="90"/>
-              <w:bottom w:type="dxa" w:w="50"/>
-              <w:right w:type="dxa" w:w="90"/>
-            </w:tcMar>
-          </w:tcPr>
-          <w:p>
-            <w:pPr>
-              <w:keepNext/>
-              <w:keepLines/>
-              <w:spacing w:after="0" w:before="0" w:line="280"/>
-            </w:pPr>
-            <w:r>
-              <w:rPr>
-                <w:rFonts w:ascii="Calibri" w:eastAsia="Yu Gothic" w:hAnsi="Calibri"/>
-                <w:b/>
-                <w:bCs/>
-                <w:sz w:val="18"/>
-                <w:szCs w:val="18"/>
-              </w:rPr>
-              <w:t xml:space="preserve">Requirement</w:t>
-            </w:r>
-          </w:p>
-        </w:tc>
-        <w:tc>
-          <w:tcPr>
-            <w:tcW w:type="dxa" w:w="2234"/>
+              <w:t xml:space="preserve">Requirement number (text in the Outline Design Document)</w:t>
+            </w:r>
+          </w:p>
+        </w:tc>
+        <w:tc>
+          <w:tcPr>
+            <w:tcW w:type="dxa" w:w="3543"/>
             <w:tcBorders>
               <w:top w:val="single" w:color="A6B8D0" w:sz="4"/>
               <w:left w:val="single" w:color="A6B8D0" w:sz="4"/>
@@ -16668,7 +17018,7 @@
         </w:trPr>
         <w:tc>
           <w:tcPr>
-            <w:tcW w:type="dxa" w:w="1635"/>
+            <w:tcW w:type="dxa" w:w="6095"/>
             <w:tcBorders>
               <w:top w:val="single" w:color="A6B8D0" w:sz="4"/>
               <w:left w:val="single" w:color="A6B8D0" w:sz="4"/>
@@ -16702,41 +17052,7 @@
         </w:tc>
         <w:tc>
           <w:tcPr>
-            <w:tcW w:type="dxa" w:w="5769"/>
-            <w:tcBorders>
-              <w:top w:val="single" w:color="A6B8D0" w:sz="4"/>
-              <w:left w:val="single" w:color="A6B8D0" w:sz="4"/>
-              <w:bottom w:val="single" w:color="A6B8D0" w:sz="4"/>
-              <w:right w:val="single" w:color="A6B8D0" w:sz="4"/>
-            </w:tcBorders>
-            <w:tcMar>
-              <w:top w:type="dxa" w:w="50"/>
-              <w:left w:type="dxa" w:w="90"/>
-              <w:bottom w:type="dxa" w:w="50"/>
-              <w:right w:type="dxa" w:w="90"/>
-            </w:tcMar>
-          </w:tcPr>
-          <w:p>
-            <w:pPr>
-              <w:keepNext/>
-              <w:keepLines/>
-              <w:spacing w:after="0" w:before="0" w:line="280"/>
-            </w:pPr>
-            <w:r>
-              <w:rPr>
-                <w:rFonts w:ascii="Calibri" w:eastAsia="Yu Gothic" w:hAnsi="Calibri"/>
-                <w:b w:val="false"/>
-                <w:bCs w:val="false"/>
-                <w:sz w:val="18"/>
-                <w:szCs w:val="18"/>
-              </w:rPr>
-              <w:t xml:space="preserve">The laws covered are listed along the three axes of area of law, country, and point in the System, and each row links to the legal documents</w:t>
-            </w:r>
-          </w:p>
-        </w:tc>
-        <w:tc>
-          <w:tcPr>
-            <w:tcW w:type="dxa" w:w="2234"/>
+            <w:tcW w:type="dxa" w:w="3543"/>
             <w:tcBorders>
               <w:top w:val="single" w:color="A6B8D0" w:sz="4"/>
               <w:left w:val="single" w:color="A6B8D0" w:sz="4"/>
@@ -16776,7 +17092,7 @@
         </w:trPr>
         <w:tc>
           <w:tcPr>
-            <w:tcW w:type="dxa" w:w="1635"/>
+            <w:tcW w:type="dxa" w:w="6095"/>
             <w:tcBorders>
               <w:top w:val="single" w:color="A6B8D0" w:sz="4"/>
               <w:left w:val="single" w:color="A6B8D0" w:sz="4"/>
@@ -16810,41 +17126,7 @@
         </w:tc>
         <w:tc>
           <w:tcPr>
-            <w:tcW w:type="dxa" w:w="5769"/>
-            <w:tcBorders>
-              <w:top w:val="single" w:color="A6B8D0" w:sz="4"/>
-              <w:left w:val="single" w:color="A6B8D0" w:sz="4"/>
-              <w:bottom w:val="single" w:color="A6B8D0" w:sz="4"/>
-              <w:right w:val="single" w:color="A6B8D0" w:sz="4"/>
-            </w:tcBorders>
-            <w:tcMar>
-              <w:top w:type="dxa" w:w="50"/>
-              <w:left w:type="dxa" w:w="90"/>
-              <w:bottom w:type="dxa" w:w="50"/>
-              <w:right w:type="dxa" w:w="90"/>
-            </w:tcMar>
-          </w:tcPr>
-          <w:p>
-            <w:pPr>
-              <w:keepNext/>
-              <w:keepLines/>
-              <w:spacing w:after="0" w:before="0" w:line="280"/>
-            </w:pPr>
-            <w:r>
-              <w:rPr>
-                <w:rFonts w:ascii="Calibri" w:eastAsia="Yu Gothic" w:hAnsi="Calibri"/>
-                <w:b w:val="false"/>
-                <w:bCs w:val="false"/>
-                <w:sz w:val="18"/>
-                <w:szCs w:val="18"/>
-              </w:rPr>
-              <w:t xml:space="preserve">Whether declarations and registrations by Users are required is determined</w:t>
-            </w:r>
-          </w:p>
-        </w:tc>
-        <w:tc>
-          <w:tcPr>
-            <w:tcW w:type="dxa" w:w="2234"/>
+            <w:tcW w:type="dxa" w:w="3543"/>
             <w:tcBorders>
               <w:top w:val="single" w:color="A6B8D0" w:sz="4"/>
               <w:left w:val="single" w:color="A6B8D0" w:sz="4"/>
@@ -16884,7 +17166,7 @@
         </w:trPr>
         <w:tc>
           <w:tcPr>
-            <w:tcW w:type="dxa" w:w="1635"/>
+            <w:tcW w:type="dxa" w:w="6095"/>
             <w:tcBorders>
               <w:top w:val="single" w:color="A6B8D0" w:sz="4"/>
               <w:left w:val="single" w:color="A6B8D0" w:sz="4"/>
@@ -16918,41 +17200,7 @@
         </w:tc>
         <w:tc>
           <w:tcPr>
-            <w:tcW w:type="dxa" w:w="5769"/>
-            <w:tcBorders>
-              <w:top w:val="single" w:color="A6B8D0" w:sz="4"/>
-              <w:left w:val="single" w:color="A6B8D0" w:sz="4"/>
-              <w:bottom w:val="single" w:color="A6B8D0" w:sz="4"/>
-              <w:right w:val="single" w:color="A6B8D0" w:sz="4"/>
-            </w:tcBorders>
-            <w:tcMar>
-              <w:top w:type="dxa" w:w="50"/>
-              <w:left w:type="dxa" w:w="90"/>
-              <w:bottom w:type="dxa" w:w="50"/>
-              <w:right w:type="dxa" w:w="90"/>
-            </w:tcMar>
-          </w:tcPr>
-          <w:p>
-            <w:pPr>
-              <w:keepNext w:val="false"/>
-              <w:keepLines/>
-              <w:spacing w:after="0" w:before="0" w:line="280"/>
-            </w:pPr>
-            <w:r>
-              <w:rPr>
-                <w:rFonts w:ascii="Calibri" w:eastAsia="Yu Gothic" w:hAnsi="Calibri"/>
-                <w:b w:val="false"/>
-                <w:bCs w:val="false"/>
-                <w:sz w:val="18"/>
-                <w:szCs w:val="18"/>
-              </w:rPr>
-              <w:t xml:space="preserve">What is returned to the screens (consent, disclaimers, rights of the original works, passing on personal information) is handed to Chapter 10</w:t>
-            </w:r>
-          </w:p>
-        </w:tc>
-        <w:tc>
-          <w:tcPr>
-            <w:tcW w:type="dxa" w:w="2234"/>
+            <w:tcW w:type="dxa" w:w="3543"/>
             <w:tcBorders>
               <w:top w:val="single" w:color="A6B8D0" w:sz="4"/>
               <w:left w:val="single" w:color="A6B8D0" w:sz="4"/>
@@ -17005,60 +17253,6 @@
     <w:p>
       <w:pPr>
         <w:pStyle w:val="ListParagraph"/>
-        <w:keepNext/>
-        <w:keepLines/>
-        <w:numPr>
-          <w:ilvl w:val="0"/>
-          <w:numId w:val="2"/>
-        </w:numPr>
-        <w:spacing w:after="20" w:before="20" w:line="300"/>
-      </w:pPr>
-      <w:r>
-        <w:rPr>
-          <w:rFonts w:ascii="Calibri" w:eastAsia="Yu Gothic" w:hAnsi="Calibri"/>
-        </w:rPr>
-        <w:t xml:space="preserve">Each country's laws are amended. The Legal Research is reviewed quarterly (8), but amendments in between are reflected late.</w:t>
-      </w:r>
-    </w:p>
-    <w:p>
-      <w:pPr>
-        <w:pStyle w:val="ListParagraph"/>
-        <w:keepNext/>
-        <w:keepLines/>
-        <w:numPr>
-          <w:ilvl w:val="0"/>
-          <w:numId w:val="2"/>
-        </w:numPr>
-        <w:spacing w:after="20" w:before="20" w:line="300"/>
-      </w:pPr>
-      <w:r>
-        <w:rPr>
-          <w:rFonts w:ascii="Calibri" w:eastAsia="Yu Gothic" w:hAnsi="Calibri"/>
-        </w:rPr>
-        <w:t xml:space="preserve">For the issues of 7, the design does not guarantee that legal requirements are met. They are left to operational decisions.</w:t>
-      </w:r>
-    </w:p>
-    <w:p>
-      <w:pPr>
-        <w:pStyle w:val="ListParagraph"/>
-        <w:keepNext/>
-        <w:keepLines/>
-        <w:numPr>
-          <w:ilvl w:val="0"/>
-          <w:numId w:val="2"/>
-        </w:numPr>
-        <w:spacing w:after="20" w:before="20" w:line="300"/>
-      </w:pPr>
-      <w:r>
-        <w:rPr>
-          <w:rFonts w:ascii="Calibri" w:eastAsia="Yu Gothic" w:hAnsi="Calibri"/>
-        </w:rPr>
-        <w:t xml:space="preserve">Announcements of changes to the Terms of Use do not reach the apps of Users who keep using it offline (4.3). Whether announcement on the public page suffices requires confirmation by experts.</w:t>
-      </w:r>
-    </w:p>
-    <w:p>
-      <w:pPr>
-        <w:pStyle w:val="ListParagraph"/>
         <w:keepNext w:val="false"/>
         <w:keepLines/>
         <w:numPr>
@@ -17071,7 +17265,7 @@
         <w:rPr>
           <w:rFonts w:ascii="Calibri" w:eastAsia="Yu Gothic" w:hAnsi="Calibri"/>
         </w:rPr>
-        <w:t xml:space="preserve">The texts of the Terms of Use and Privacy Policy are before review by experts, and 4.2 is a draft.</w:t>
+        <w:t xml:space="preserve">The gaps of this chapter follow the table in Chapter 13, 4.1 “Gaps in the mechanism” (the rows whose chapter column is this chapter; with why they cannot be closed, the extent addressed, the remaining risks, and who bears them) (not reproduced in this chapter).</w:t>
       </w:r>
     </w:p>
     <w:p>
